--- a/docxToTxt/READING TEST 5 - KEY.docx
+++ b/docxToTxt/READING TEST 5 - KEY.docx
@@ -1,6 +1,6 @@
 
 <file path=word/document.xml><?xml version="1.0" encoding="utf-8"?>
-<w:document xmlns:wpc="http://schemas.microsoft.com/office/word/2010/wordprocessingCanvas" xmlns:cx="http://schemas.microsoft.com/office/drawing/2014/chartex" xmlns:cx1="http://schemas.microsoft.com/office/drawing/2015/9/8/chartex" xmlns:cx2="http://schemas.microsoft.com/office/drawing/2015/10/21/chartex" xmlns:cx3="http://schemas.microsoft.com/office/drawing/2016/5/9/chartex" xmlns:cx4="http://schemas.microsoft.com/office/drawing/2016/5/10/chartex" xmlns:cx5="http://schemas.microsoft.com/office/drawing/2016/5/11/chartex" xmlns:cx6="http://schemas.microsoft.com/office/drawing/2016/5/12/chartex" xmlns:cx7="http://schemas.microsoft.com/office/drawing/2016/5/13/chartex" xmlns:cx8="http://schemas.microsoft.com/office/drawing/2016/5/14/chartex" xmlns:mc="http://schemas.openxmlformats.org/markup-compatibility/2006" xmlns:aink="http://schemas.microsoft.com/office/drawing/2016/ink" xmlns:am3d="http://schemas.microsoft.com/office/drawing/2017/model3d" xmlns:o="urn:schemas-microsoft-com:office:office" xmlns:oel="http://schemas.microsoft.com/office/2019/extlst" xmlns:r="http://schemas.openxmlformats.org/officeDocument/2006/relationships" xmlns:m="http://schemas.openxmlformats.org/officeDocument/2006/math" xmlns:v="urn:schemas-microsoft-com:vml" xmlns:wp14="http://schemas.microsoft.com/office/word/2010/wordprocessingDrawing" xmlns:wp="http://schemas.openxmlformats.org/drawingml/2006/wordprocessingDrawing" xmlns:w10="urn:schemas-microsoft-com:office:word" xmlns:w="http://schemas.openxmlformats.org/wordprocessingml/2006/main" xmlns:w14="http://schemas.microsoft.com/office/word/2010/wordml" xmlns:w15="http://schemas.microsoft.com/office/word/2012/wordml" xmlns:w16cex="http://schemas.microsoft.com/office/word/2018/wordml/cex" xmlns:w16cid="http://schemas.microsoft.com/office/word/2016/wordml/cid" xmlns:w16="http://schemas.microsoft.com/office/word/2018/wordml" xmlns:w16sdtdh="http://schemas.microsoft.com/office/word/2020/wordml/sdtdatahash" xmlns:w16se="http://schemas.microsoft.com/office/word/2015/wordml/symex" xmlns:wpg="http://schemas.microsoft.com/office/word/2010/wordprocessingGroup" xmlns:wpi="http://schemas.microsoft.com/office/word/2010/wordprocessingInk" xmlns:wne="http://schemas.microsoft.com/office/word/2006/wordml" xmlns:wps="http://schemas.microsoft.com/office/word/2010/wordprocessingShape" mc:Ignorable="w14 w15 w16se w16cid w16 w16cex w16sdtdh wp14">
+<w:document xmlns:wpc="http://schemas.microsoft.com/office/word/2010/wordprocessingCanvas" xmlns:cx="http://schemas.microsoft.com/office/drawing/2014/chartex" xmlns:cx1="http://schemas.microsoft.com/office/drawing/2015/9/8/chartex" xmlns:cx2="http://schemas.microsoft.com/office/drawing/2015/10/21/chartex" xmlns:cx3="http://schemas.microsoft.com/office/drawing/2016/5/9/chartex" xmlns:cx4="http://schemas.microsoft.com/office/drawing/2016/5/10/chartex" xmlns:cx5="http://schemas.microsoft.com/office/drawing/2016/5/11/chartex" xmlns:cx6="http://schemas.microsoft.com/office/drawing/2016/5/12/chartex" xmlns:cx7="http://schemas.microsoft.com/office/drawing/2016/5/13/chartex" xmlns:cx8="http://schemas.microsoft.com/office/drawing/2016/5/14/chartex" xmlns:mc="http://schemas.openxmlformats.org/markup-compatibility/2006" xmlns:aink="http://schemas.microsoft.com/office/drawing/2016/ink" xmlns:am3d="http://schemas.microsoft.com/office/drawing/2017/model3d" xmlns:o="urn:schemas-microsoft-com:office:office" xmlns:oel="http://schemas.microsoft.com/office/2019/extlst" xmlns:r="http://schemas.openxmlformats.org/officeDocument/2006/relationships" xmlns:m="http://schemas.openxmlformats.org/officeDocument/2006/math" xmlns:v="urn:schemas-microsoft-com:vml" xmlns:wp14="http://schemas.microsoft.com/office/word/2010/wordprocessingDrawing" xmlns:wp="http://schemas.openxmlformats.org/drawingml/2006/wordprocessingDrawing" xmlns:w10="urn:schemas-microsoft-com:office:word" xmlns:w="http://schemas.openxmlformats.org/wordprocessingml/2006/main" xmlns:w14="http://schemas.microsoft.com/office/word/2010/wordml" xmlns:w15="http://schemas.microsoft.com/office/word/2012/wordml" xmlns:w16cex="http://schemas.microsoft.com/office/word/2018/wordml/cex" xmlns:w16cid="http://schemas.microsoft.com/office/word/2016/wordml/cid" xmlns:w16="http://schemas.microsoft.com/office/word/2018/wordml" xmlns:w16du="http://schemas.microsoft.com/office/word/2023/wordml/word16du" xmlns:w16sdtdh="http://schemas.microsoft.com/office/word/2020/wordml/sdtdatahash" xmlns:w16sdtfl="http://schemas.microsoft.com/office/word/2024/wordml/sdtformatlock" xmlns:w16se="http://schemas.microsoft.com/office/word/2015/wordml/symex" xmlns:wpg="http://schemas.microsoft.com/office/word/2010/wordprocessingGroup" xmlns:wpi="http://schemas.microsoft.com/office/word/2010/wordprocessingInk" xmlns:wne="http://schemas.microsoft.com/office/word/2006/wordml" xmlns:wps="http://schemas.microsoft.com/office/word/2010/wordprocessingShape" mc:Ignorable="w14 w15 w16se w16cid w16 w16cex w16sdtdh w16sdtfl w16du wp14">
   <w:body>
     <w:p>
       <w:pPr>
@@ -119,6 +119,24 @@
       <w:r>
         <w:rPr>
           <w:rFonts w:ascii="Times New Roman" w:hAnsi="Times New Roman" w:cs="Times New Roman"/>
+          <w:b/>
+          <w:sz w:val="28"/>
+          <w:szCs w:val="28"/>
+        </w:rPr>
+        <w:t xml:space="preserve">READING PASSAGE </w:t>
+      </w:r>
+      <w:r>
+        <w:rPr>
+          <w:rFonts w:ascii="Times New Roman" w:hAnsi="Times New Roman" w:cs="Times New Roman"/>
+          <w:b/>
+          <w:sz w:val="28"/>
+          <w:szCs w:val="28"/>
+        </w:rPr>
+        <w:t xml:space="preserve">2 </w:t>
+      </w:r>
+      <w:r>
+        <w:rPr>
+          <w:rFonts w:ascii="Times New Roman" w:hAnsi="Times New Roman" w:cs="Times New Roman"/>
           <w:sz w:val="24"/>
           <w:szCs w:val="24"/>
         </w:rPr>
@@ -142,7 +160,17 @@
           <w:sz w:val="24"/>
           <w:szCs w:val="24"/>
         </w:rPr>
-        <w:t xml:space="preserve"> the night and making human activity possible in darkness. The electric light, one of the everyday conveniences that most affects our lives, was invented in 1879 by both Thomas Alva Edison in the United States, and Sir Joseph Wilson Swan in England at the same time.</w:t>
+        <w:t xml:space="preserve"> the night and making human activity possible in darkness. The electric light, one of the everyday conveniences that most affects our lives, was invented in 1879 by both Thomas Alva Edison in the United States, and Sir Joseph Wilson Swan in England at the </w:t>
+      </w:r>
+      <w:r>
+        <w:rPr>
+          <w:rFonts w:ascii="Times New Roman" w:hAnsi="Times New Roman" w:cs="Times New Roman"/>
+          <w:b/>
+          <w:bCs/>
+          <w:sz w:val="24"/>
+          <w:szCs w:val="24"/>
+        </w:rPr>
+        <w:t>same time.</w:t>
       </w:r>
     </w:p>
     <w:p>
@@ -252,6 +280,14 @@
           <w:sz w:val="24"/>
           <w:szCs w:val="24"/>
         </w:rPr>
+        <w:t xml:space="preserve">1.5 </w:t>
+      </w:r>
+      <w:r>
+        <w:rPr>
+          <w:rFonts w:ascii="Times New Roman" w:hAnsi="Times New Roman" w:cs="Times New Roman"/>
+          <w:sz w:val="24"/>
+          <w:szCs w:val="24"/>
+        </w:rPr>
         <w:t xml:space="preserve">Edison decided to try a carbonized cotton thread filament. When voltage was applied to the completed bulb, </w:t>
       </w:r>
       <w:r>
@@ -345,66 +381,132 @@
           <w:sz w:val="24"/>
           <w:szCs w:val="24"/>
         </w:rPr>
-        <w:t>(A) who first invented the light bulb</w:t>
-      </w:r>
-    </w:p>
-    <w:p>
-      <w:pPr>
-        <w:pStyle w:val="NoSpacing"/>
-        <w:jc w:val="both"/>
-        <w:rPr>
-          <w:rFonts w:ascii="Times New Roman" w:hAnsi="Times New Roman" w:cs="Times New Roman"/>
-          <w:sz w:val="24"/>
-          <w:szCs w:val="24"/>
-        </w:rPr>
-      </w:pPr>
-      <w:r>
-        <w:rPr>
-          <w:rFonts w:ascii="Times New Roman" w:hAnsi="Times New Roman" w:cs="Times New Roman"/>
-          <w:sz w:val="24"/>
-          <w:szCs w:val="24"/>
-        </w:rPr>
-        <w:t>(B) the effects of public lighting on everyday life</w:t>
-      </w:r>
-    </w:p>
-    <w:p>
-      <w:pPr>
-        <w:pStyle w:val="NoSpacing"/>
-        <w:jc w:val="both"/>
-        <w:rPr>
-          <w:rFonts w:ascii="Times New Roman" w:hAnsi="Times New Roman" w:cs="Times New Roman"/>
-          <w:b/>
-          <w:sz w:val="24"/>
-          <w:szCs w:val="24"/>
-        </w:rPr>
-      </w:pPr>
-      <w:r>
-        <w:rPr>
-          <w:rFonts w:ascii="Times New Roman" w:hAnsi="Times New Roman" w:cs="Times New Roman"/>
-          <w:b/>
-          <w:sz w:val="24"/>
-          <w:szCs w:val="24"/>
-        </w:rPr>
-        <w:t>(C) how the light bulb was invented</w:t>
-      </w:r>
-    </w:p>
-    <w:p>
-      <w:pPr>
-        <w:pStyle w:val="NoSpacing"/>
-        <w:jc w:val="both"/>
-        <w:rPr>
-          <w:rFonts w:ascii="Times New Roman" w:hAnsi="Times New Roman" w:cs="Times New Roman"/>
-          <w:sz w:val="24"/>
-          <w:szCs w:val="24"/>
-        </w:rPr>
-      </w:pPr>
-      <w:r>
-        <w:rPr>
-          <w:rFonts w:ascii="Times New Roman" w:hAnsi="Times New Roman" w:cs="Times New Roman"/>
-          <w:sz w:val="24"/>
-          <w:szCs w:val="24"/>
-        </w:rPr>
-        <w:t>(D) the invention of carbonized cotton thread filaments</w:t>
+        <w:t>(</w:t>
+      </w:r>
+      <w:r>
+        <w:rPr>
+          <w:rFonts w:ascii="Times New Roman" w:hAnsi="Times New Roman" w:cs="Times New Roman"/>
+          <w:sz w:val="24"/>
+          <w:szCs w:val="24"/>
+        </w:rPr>
+        <w:t>AA</w:t>
+      </w:r>
+      <w:r>
+        <w:rPr>
+          <w:rFonts w:ascii="Times New Roman" w:hAnsi="Times New Roman" w:cs="Times New Roman"/>
+          <w:sz w:val="24"/>
+          <w:szCs w:val="24"/>
+        </w:rPr>
+        <w:t>) who first invented the light bulb</w:t>
+      </w:r>
+    </w:p>
+    <w:p>
+      <w:pPr>
+        <w:pStyle w:val="NoSpacing"/>
+        <w:jc w:val="both"/>
+        <w:rPr>
+          <w:rFonts w:ascii="Times New Roman" w:hAnsi="Times New Roman" w:cs="Times New Roman"/>
+          <w:sz w:val="24"/>
+          <w:szCs w:val="24"/>
+        </w:rPr>
+      </w:pPr>
+      <w:r>
+        <w:rPr>
+          <w:rFonts w:ascii="Times New Roman" w:hAnsi="Times New Roman" w:cs="Times New Roman"/>
+          <w:sz w:val="24"/>
+          <w:szCs w:val="24"/>
+        </w:rPr>
+        <w:t>(</w:t>
+      </w:r>
+      <w:r>
+        <w:rPr>
+          <w:rFonts w:ascii="Times New Roman" w:hAnsi="Times New Roman" w:cs="Times New Roman"/>
+          <w:sz w:val="24"/>
+          <w:szCs w:val="24"/>
+        </w:rPr>
+        <w:t>F</w:t>
+      </w:r>
+      <w:r>
+        <w:rPr>
+          <w:rFonts w:ascii="Times New Roman" w:hAnsi="Times New Roman" w:cs="Times New Roman"/>
+          <w:sz w:val="24"/>
+          <w:szCs w:val="24"/>
+        </w:rPr>
+        <w:t>) the effects of public lighting on everyday life</w:t>
+      </w:r>
+    </w:p>
+    <w:p>
+      <w:pPr>
+        <w:pStyle w:val="NoSpacing"/>
+        <w:jc w:val="both"/>
+        <w:rPr>
+          <w:rFonts w:ascii="Times New Roman" w:hAnsi="Times New Roman" w:cs="Times New Roman"/>
+          <w:b/>
+          <w:sz w:val="24"/>
+          <w:szCs w:val="24"/>
+        </w:rPr>
+      </w:pPr>
+      <w:r>
+        <w:rPr>
+          <w:rFonts w:ascii="Times New Roman" w:hAnsi="Times New Roman" w:cs="Times New Roman"/>
+          <w:b/>
+          <w:sz w:val="24"/>
+          <w:szCs w:val="24"/>
+        </w:rPr>
+        <w:t>(</w:t>
+      </w:r>
+      <w:r>
+        <w:rPr>
+          <w:rFonts w:ascii="Times New Roman" w:hAnsi="Times New Roman" w:cs="Times New Roman"/>
+          <w:b/>
+          <w:sz w:val="24"/>
+          <w:szCs w:val="24"/>
+        </w:rPr>
+        <w:t>CC</w:t>
+      </w:r>
+      <w:r>
+        <w:rPr>
+          <w:rFonts w:ascii="Times New Roman" w:hAnsi="Times New Roman" w:cs="Times New Roman"/>
+          <w:b/>
+          <w:sz w:val="24"/>
+          <w:szCs w:val="24"/>
+        </w:rPr>
+        <w:t>) how the light bulb was invented</w:t>
+      </w:r>
+    </w:p>
+    <w:p>
+      <w:pPr>
+        <w:pStyle w:val="NoSpacing"/>
+        <w:jc w:val="both"/>
+        <w:rPr>
+          <w:rFonts w:ascii="Times New Roman" w:hAnsi="Times New Roman" w:cs="Times New Roman"/>
+          <w:sz w:val="24"/>
+          <w:szCs w:val="24"/>
+        </w:rPr>
+      </w:pPr>
+      <w:r>
+        <w:rPr>
+          <w:rFonts w:ascii="Times New Roman" w:hAnsi="Times New Roman" w:cs="Times New Roman"/>
+          <w:sz w:val="24"/>
+          <w:szCs w:val="24"/>
+        </w:rPr>
+        <w:t>(</w:t>
+      </w:r>
+      <w:r>
+        <w:rPr>
+          <w:rFonts w:ascii="Times New Roman" w:hAnsi="Times New Roman" w:cs="Times New Roman"/>
+          <w:sz w:val="24"/>
+          <w:szCs w:val="24"/>
+        </w:rPr>
+        <w:t>H</w:t>
+      </w:r>
+      <w:r>
+        <w:rPr>
+          <w:rFonts w:ascii="Times New Roman" w:hAnsi="Times New Roman" w:cs="Times New Roman"/>
+          <w:sz w:val="24"/>
+          <w:szCs w:val="24"/>
+        </w:rPr>
+        <w:t>) the invention of carbonized cotton thread filaments</w:t>
       </w:r>
     </w:p>
     <w:p>
@@ -1847,43 +1949,7 @@
           <w:sz w:val="24"/>
           <w:szCs w:val="24"/>
         </w:rPr>
-        <w:t xml:space="preserve"> at what he considered to be America’s poor treatment of artists, and perhaps because of his academic failure, Whistler moved to Europe permanently in 1855 at the age of 21. He first lived and studied in Paris, where he was influenced by Courbet’s Realism and was associated with the </w:t>
-      </w:r>
-      <w:proofErr w:type="spellStart"/>
-      <w:r>
-        <w:rPr>
-          <w:rFonts w:ascii="Times New Roman" w:hAnsi="Times New Roman" w:cs="Times New Roman"/>
-          <w:sz w:val="24"/>
-          <w:szCs w:val="24"/>
-        </w:rPr>
-        <w:t>avant</w:t>
-      </w:r>
-      <w:proofErr w:type="spellEnd"/>
-      <w:r>
-        <w:rPr>
-          <w:rFonts w:ascii="Times New Roman" w:hAnsi="Times New Roman" w:cs="Times New Roman"/>
-          <w:sz w:val="24"/>
-          <w:szCs w:val="24"/>
-        </w:rPr>
-        <w:t xml:space="preserve"> </w:t>
-      </w:r>
-      <w:proofErr w:type="spellStart"/>
-      <w:r>
-        <w:rPr>
-          <w:rFonts w:ascii="Times New Roman" w:hAnsi="Times New Roman" w:cs="Times New Roman"/>
-          <w:sz w:val="24"/>
-          <w:szCs w:val="24"/>
-        </w:rPr>
-        <w:t>garde</w:t>
-      </w:r>
-      <w:proofErr w:type="spellEnd"/>
-      <w:r>
-        <w:rPr>
-          <w:rFonts w:ascii="Times New Roman" w:hAnsi="Times New Roman" w:cs="Times New Roman"/>
-          <w:sz w:val="24"/>
-          <w:szCs w:val="24"/>
-        </w:rPr>
-        <w:t>.</w:t>
+        <w:t xml:space="preserve"> at what he considered to be America’s poor treatment of artists, and perhaps because of his academic failure, Whistler moved to Europe permanently in 1855 at the age of 21. He first lived and studied in Paris, where he was influenced by Courbet’s Realism and was associated with the avant garde.</w:t>
       </w:r>
     </w:p>
     <w:p>
@@ -2070,25 +2136,7 @@
           <w:sz w:val="24"/>
           <w:szCs w:val="24"/>
         </w:rPr>
-        <w:t xml:space="preserve"> he controversially titled "Arrangement in Grey and Black, No. 1,” places him in the pantheon of American artists. It is thus ironic that he spent his adult life in Europe, primarily in England, and that the painting of his mother was purchased by the government of France and resides in the </w:t>
-      </w:r>
-      <w:proofErr w:type="spellStart"/>
-      <w:r>
-        <w:rPr>
-          <w:rFonts w:ascii="Times New Roman" w:hAnsi="Times New Roman" w:cs="Times New Roman"/>
-          <w:sz w:val="24"/>
-          <w:szCs w:val="24"/>
-        </w:rPr>
-        <w:t>Musee</w:t>
-      </w:r>
-      <w:proofErr w:type="spellEnd"/>
-      <w:r>
-        <w:rPr>
-          <w:rFonts w:ascii="Times New Roman" w:hAnsi="Times New Roman" w:cs="Times New Roman"/>
-          <w:sz w:val="24"/>
-          <w:szCs w:val="24"/>
-        </w:rPr>
-        <w:t xml:space="preserve"> d'Orsay of Paris.</w:t>
+        <w:t xml:space="preserve"> he controversially titled "Arrangement in Grey and Black, No. 1,” places him in the pantheon of American artists. It is thus ironic that he spent his adult life in Europe, primarily in England, and that the painting of his mother was purchased by the government of France and resides in the Musee d'Orsay of Paris.</w:t>
       </w:r>
     </w:p>
     <w:p>
@@ -3952,25 +4000,7 @@
           <w:sz w:val="24"/>
           <w:szCs w:val="24"/>
         </w:rPr>
-        <w:t xml:space="preserve">As busy people under relentless pressure to produce, journalists cannot spend days agonizing over the best way to present stories. Instead, they depend upon certain story formulas, which they can reuse again and again. One example is known as the inverted pyramid. In this formula, the journalist puts the most important information at the beginning of the story, </w:t>
-      </w:r>
-      <w:proofErr w:type="gramStart"/>
-      <w:r>
-        <w:rPr>
-          <w:rFonts w:ascii="Times New Roman" w:hAnsi="Times New Roman" w:cs="Times New Roman"/>
-          <w:sz w:val="24"/>
-          <w:szCs w:val="24"/>
-        </w:rPr>
-        <w:t>than</w:t>
-      </w:r>
-      <w:proofErr w:type="gramEnd"/>
-      <w:r>
-        <w:rPr>
-          <w:rFonts w:ascii="Times New Roman" w:hAnsi="Times New Roman" w:cs="Times New Roman"/>
-          <w:sz w:val="24"/>
-          <w:szCs w:val="24"/>
-        </w:rPr>
-        <w:t xml:space="preserve"> adds the next most important, and so on. The inverted pyramid originates from the age of the telegraph, the idea being that if the line went dead halfway through the story, the journalist would know that the most crucial information had at least been </w:t>
+        <w:t xml:space="preserve">As busy people under relentless pressure to produce, journalists cannot spend days agonizing over the best way to present stories. Instead, they depend upon certain story formulas, which they can reuse again and again. One example is known as the inverted pyramid. In this formula, the journalist puts the most important information at the beginning of the story, than adds the next most important, and so on. The inverted pyramid originates from the age of the telegraph, the idea being that if the line went dead halfway through the story, the journalist would know that the most crucial information had at least been </w:t>
       </w:r>
       <w:r>
         <w:rPr>
@@ -5896,25 +5926,14 @@
           <w:szCs w:val="24"/>
         </w:rPr>
       </w:pPr>
-      <w:proofErr w:type="spellStart"/>
-      <w:r>
-        <w:rPr>
-          <w:rFonts w:ascii="Times New Roman" w:hAnsi="Times New Roman" w:cs="Times New Roman"/>
-          <w:b/>
-          <w:sz w:val="24"/>
-          <w:szCs w:val="24"/>
-        </w:rPr>
-        <w:t>Tenzing</w:t>
-      </w:r>
-      <w:proofErr w:type="spellEnd"/>
-      <w:r>
-        <w:rPr>
-          <w:rFonts w:ascii="Times New Roman" w:hAnsi="Times New Roman" w:cs="Times New Roman"/>
-          <w:b/>
-          <w:sz w:val="24"/>
-          <w:szCs w:val="24"/>
-        </w:rPr>
-        <w:t xml:space="preserve"> Norgay</w:t>
+      <w:r>
+        <w:rPr>
+          <w:rFonts w:ascii="Times New Roman" w:hAnsi="Times New Roman" w:cs="Times New Roman"/>
+          <w:b/>
+          <w:sz w:val="24"/>
+          <w:szCs w:val="24"/>
+        </w:rPr>
+        <w:t>Tenzing Norgay</w:t>
       </w:r>
     </w:p>
     <w:p>
@@ -5938,23 +5957,13 @@
           <w:szCs w:val="24"/>
         </w:rPr>
       </w:pPr>
-      <w:proofErr w:type="spellStart"/>
-      <w:r>
-        <w:rPr>
-          <w:rFonts w:ascii="Times New Roman" w:hAnsi="Times New Roman" w:cs="Times New Roman"/>
-          <w:sz w:val="24"/>
-          <w:szCs w:val="24"/>
-        </w:rPr>
-        <w:t>Tenzing</w:t>
-      </w:r>
-      <w:proofErr w:type="spellEnd"/>
-      <w:r>
-        <w:rPr>
-          <w:rFonts w:ascii="Times New Roman" w:hAnsi="Times New Roman" w:cs="Times New Roman"/>
-          <w:sz w:val="24"/>
-          <w:szCs w:val="24"/>
-        </w:rPr>
-        <w:t xml:space="preserve"> Norgay was a Nepalese Sherpa who in 1953 became one of the first known climbers, along with New Zealander Edmund Hillary, to reach the summit of Mount Everest, the tallest mountain in the world. Besides the personal accomplishment, his feat helped bring Himalayan people and many living in South Asia renewed pride and optimism after a history of European control in Asian regions.</w:t>
+      <w:r>
+        <w:rPr>
+          <w:rFonts w:ascii="Times New Roman" w:hAnsi="Times New Roman" w:cs="Times New Roman"/>
+          <w:sz w:val="24"/>
+          <w:szCs w:val="24"/>
+        </w:rPr>
+        <w:t>Tenzing Norgay was a Nepalese Sherpa who in 1953 became one of the first known climbers, along with New Zealander Edmund Hillary, to reach the summit of Mount Everest, the tallest mountain in the world. Besides the personal accomplishment, his feat helped bring Himalayan people and many living in South Asia renewed pride and optimism after a history of European control in Asian regions.</w:t>
       </w:r>
     </w:p>
     <w:p>
@@ -6014,61 +6023,7 @@
           <w:sz w:val="24"/>
           <w:szCs w:val="24"/>
         </w:rPr>
-        <w:t xml:space="preserve">In his early twenties, </w:t>
-      </w:r>
-      <w:proofErr w:type="spellStart"/>
-      <w:r>
-        <w:rPr>
-          <w:rFonts w:ascii="Times New Roman" w:hAnsi="Times New Roman" w:cs="Times New Roman"/>
-          <w:sz w:val="24"/>
-          <w:szCs w:val="24"/>
-        </w:rPr>
-        <w:t>Tenzing</w:t>
-      </w:r>
-      <w:proofErr w:type="spellEnd"/>
-      <w:r>
-        <w:rPr>
-          <w:rFonts w:ascii="Times New Roman" w:hAnsi="Times New Roman" w:cs="Times New Roman"/>
-          <w:sz w:val="24"/>
-          <w:szCs w:val="24"/>
-        </w:rPr>
-        <w:t xml:space="preserve"> Norgay - generally referred to in the West as “</w:t>
-      </w:r>
-      <w:proofErr w:type="spellStart"/>
-      <w:r>
-        <w:rPr>
-          <w:rFonts w:ascii="Times New Roman" w:hAnsi="Times New Roman" w:cs="Times New Roman"/>
-          <w:sz w:val="24"/>
-          <w:szCs w:val="24"/>
-        </w:rPr>
-        <w:t>Tenzing</w:t>
-      </w:r>
-      <w:proofErr w:type="spellEnd"/>
-      <w:r>
-        <w:rPr>
-          <w:rFonts w:ascii="Times New Roman" w:hAnsi="Times New Roman" w:cs="Times New Roman"/>
-          <w:sz w:val="24"/>
-          <w:szCs w:val="24"/>
-        </w:rPr>
-        <w:t xml:space="preserve">” - was a high-altitude porter for a 1935 British expedition to Everest, and his performance led to work as a porter for two other British Everest attempts. In the 1940s, </w:t>
-      </w:r>
-      <w:proofErr w:type="spellStart"/>
-      <w:r>
-        <w:rPr>
-          <w:rFonts w:ascii="Times New Roman" w:hAnsi="Times New Roman" w:cs="Times New Roman"/>
-          <w:sz w:val="24"/>
-          <w:szCs w:val="24"/>
-        </w:rPr>
-        <w:t>Tenzing</w:t>
-      </w:r>
-      <w:proofErr w:type="spellEnd"/>
-      <w:r>
-        <w:rPr>
-          <w:rFonts w:ascii="Times New Roman" w:hAnsi="Times New Roman" w:cs="Times New Roman"/>
-          <w:sz w:val="24"/>
-          <w:szCs w:val="24"/>
-        </w:rPr>
-        <w:t xml:space="preserve"> joined other climbs and in 1947 became the </w:t>
+        <w:t xml:space="preserve">In his early twenties, Tenzing Norgay - generally referred to in the West as “Tenzing” - was a high-altitude porter for a 1935 British expedition to Everest, and his performance led to work as a porter for two other British Everest attempts. In the 1940s, Tenzing joined other climbs and in 1947 became the </w:t>
       </w:r>
       <w:r>
         <w:rPr>
@@ -6085,25 +6040,7 @@
           <w:sz w:val="24"/>
           <w:szCs w:val="24"/>
         </w:rPr>
-        <w:t xml:space="preserve">, or leader, of a Swiss expedition that was turned back from the Everest summit by a storm. He made the first ascent of </w:t>
-      </w:r>
-      <w:proofErr w:type="spellStart"/>
-      <w:r>
-        <w:rPr>
-          <w:rFonts w:ascii="Times New Roman" w:hAnsi="Times New Roman" w:cs="Times New Roman"/>
-          <w:sz w:val="24"/>
-          <w:szCs w:val="24"/>
-        </w:rPr>
-        <w:t>Kedamath</w:t>
-      </w:r>
-      <w:proofErr w:type="spellEnd"/>
-      <w:r>
-        <w:rPr>
-          <w:rFonts w:ascii="Times New Roman" w:hAnsi="Times New Roman" w:cs="Times New Roman"/>
-          <w:sz w:val="24"/>
-          <w:szCs w:val="24"/>
-        </w:rPr>
-        <w:t xml:space="preserve"> Peak in the western Garhwal Himalayas with other climbers that same year. </w:t>
+        <w:t xml:space="preserve">, or leader, of a Swiss expedition that was turned back from the Everest summit by a storm. He made the first ascent of Kedamath Peak in the western Garhwal Himalayas with other climbers that same year. </w:t>
       </w:r>
       <w:r>
         <w:rPr>
@@ -6114,377 +6051,271 @@
           <w:u w:val="single"/>
           <w:shd w:val="clear" w:color="auto" w:fill="D0CECE" w:themeFill="background2" w:themeFillShade="E6"/>
         </w:rPr>
-        <w:t xml:space="preserve">In 1952, </w:t>
-      </w:r>
-      <w:proofErr w:type="spellStart"/>
-      <w:r>
-        <w:rPr>
-          <w:rFonts w:ascii="Times New Roman" w:hAnsi="Times New Roman" w:cs="Times New Roman"/>
-          <w:b/>
+        <w:t>In 1952, Tenzing participated in two Swiss expeditions that attempted Everest from the Nepalese side, opening up a new route during the trek</w:t>
+      </w:r>
+      <w:r>
+        <w:rPr>
+          <w:rFonts w:ascii="Times New Roman" w:hAnsi="Times New Roman" w:cs="Times New Roman"/>
+          <w:b/>
+          <w:sz w:val="24"/>
+          <w:szCs w:val="24"/>
+          <w:shd w:val="clear" w:color="auto" w:fill="D0CECE" w:themeFill="background2" w:themeFillShade="E6"/>
+        </w:rPr>
+        <w:t>.</w:t>
+      </w:r>
+      <w:r>
+        <w:rPr>
+          <w:rFonts w:ascii="Times New Roman" w:hAnsi="Times New Roman" w:cs="Times New Roman"/>
+          <w:sz w:val="24"/>
+          <w:szCs w:val="24"/>
+        </w:rPr>
+        <w:t xml:space="preserve"> Tenzing was considered a full expedition member then, which he called “the greatest honour that had ever been paid me.” During the first 1952 expedition, he and another climber reached a record height on Everest.</w:t>
+      </w:r>
+    </w:p>
+    <w:p>
+      <w:pPr>
+        <w:pStyle w:val="NoSpacing"/>
+        <w:jc w:val="both"/>
+        <w:rPr>
+          <w:rFonts w:ascii="Times New Roman" w:hAnsi="Times New Roman" w:cs="Times New Roman"/>
+          <w:sz w:val="24"/>
+          <w:szCs w:val="24"/>
+        </w:rPr>
+      </w:pPr>
+    </w:p>
+    <w:p>
+      <w:pPr>
+        <w:pStyle w:val="NoSpacing"/>
+        <w:jc w:val="both"/>
+        <w:rPr>
+          <w:rFonts w:ascii="Times New Roman" w:hAnsi="Times New Roman" w:cs="Times New Roman"/>
+          <w:sz w:val="24"/>
+          <w:szCs w:val="24"/>
+        </w:rPr>
+      </w:pPr>
+      <w:r>
+        <w:rPr>
+          <w:rFonts w:ascii="Times New Roman" w:hAnsi="Times New Roman" w:cs="Times New Roman"/>
+          <w:sz w:val="24"/>
+          <w:szCs w:val="24"/>
+        </w:rPr>
+        <w:t>In 1953, Tenzing went on his seventh climb up Everest in an expedition with British leader John Hunt and a team of 400 people. During the passage, Tenzing saved one of the climbers, Edmund Hillary, from falling to the bottom of a glacial crevasse by using an ice axe to secure a rope that stopped his slide. This incident led Hillary to regard Tenzing as the ideal climbing partner for subsequent summit attempts.</w:t>
+      </w:r>
+    </w:p>
+    <w:p>
+      <w:pPr>
+        <w:pStyle w:val="NoSpacing"/>
+        <w:jc w:val="both"/>
+        <w:rPr>
+          <w:rFonts w:ascii="Times New Roman" w:hAnsi="Times New Roman" w:cs="Times New Roman"/>
+          <w:sz w:val="24"/>
+          <w:szCs w:val="24"/>
+        </w:rPr>
+      </w:pPr>
+    </w:p>
+    <w:p>
+      <w:pPr>
+        <w:pStyle w:val="NoSpacing"/>
+        <w:jc w:val="both"/>
+        <w:rPr>
+          <w:rFonts w:ascii="Times New Roman" w:hAnsi="Times New Roman" w:cs="Times New Roman"/>
+          <w:sz w:val="24"/>
+          <w:szCs w:val="24"/>
+        </w:rPr>
+      </w:pPr>
+      <w:r>
+        <w:rPr>
+          <w:rFonts w:ascii="Times New Roman" w:hAnsi="Times New Roman" w:cs="Times New Roman"/>
+          <w:sz w:val="24"/>
+          <w:szCs w:val="24"/>
+        </w:rPr>
+        <w:t>Two climbers from the Hunt expedition tried to reach the Everest summit on May 26, 1953, but turned back when an oxygen system, which is necessary for most people at that altitude, failed. [</w:t>
+      </w:r>
+      <w:r>
+        <w:rPr>
+          <w:rFonts w:ascii="Times New Roman" w:hAnsi="Times New Roman" w:cs="Times New Roman"/>
+          <w:b/>
+          <w:sz w:val="24"/>
+          <w:szCs w:val="24"/>
+        </w:rPr>
+        <w:t>A</w:t>
+      </w:r>
+      <w:r>
+        <w:rPr>
+          <w:rFonts w:ascii="Times New Roman" w:hAnsi="Times New Roman" w:cs="Times New Roman"/>
+          <w:sz w:val="24"/>
+          <w:szCs w:val="24"/>
+        </w:rPr>
+        <w:t>] At Hunt’s direction, Tenzing and Hillary attempted to reach the summit three days later, camping first at 8,500 meters on May 28 and then leaving at 6:30 a.m. the next day with 14-kilogram packs for the final ascent. [</w:t>
+      </w:r>
+      <w:r>
+        <w:rPr>
+          <w:rFonts w:ascii="Times New Roman" w:hAnsi="Times New Roman" w:cs="Times New Roman"/>
+          <w:b/>
+          <w:sz w:val="24"/>
+          <w:szCs w:val="24"/>
+        </w:rPr>
+        <w:t>B</w:t>
+      </w:r>
+      <w:r>
+        <w:rPr>
+          <w:rFonts w:ascii="Times New Roman" w:hAnsi="Times New Roman" w:cs="Times New Roman"/>
+          <w:sz w:val="24"/>
+          <w:szCs w:val="24"/>
+        </w:rPr>
+        <w:t>] The most treacherous section of the summit w as a 12-meter rock face that the climbers managed to maneuver by wedging themselves up a crack between the rock wall and ice, with Hillary leading the way over what would later be designated the Hillary' Step. [</w:t>
+      </w:r>
+      <w:r>
+        <w:rPr>
+          <w:rFonts w:ascii="Times New Roman" w:hAnsi="Times New Roman" w:cs="Times New Roman"/>
+          <w:b/>
+          <w:sz w:val="24"/>
+          <w:szCs w:val="24"/>
+        </w:rPr>
+        <w:t>C</w:t>
+      </w:r>
+      <w:r>
+        <w:rPr>
+          <w:rFonts w:ascii="Times New Roman" w:hAnsi="Times New Roman" w:cs="Times New Roman"/>
+          <w:sz w:val="24"/>
+          <w:szCs w:val="24"/>
+        </w:rPr>
+        <w:t>] Finally, the two reached the 8,848-meter summit by 11:30 a.m. [</w:t>
+      </w:r>
+      <w:r>
+        <w:rPr>
+          <w:rFonts w:ascii="Times New Roman" w:hAnsi="Times New Roman" w:cs="Times New Roman"/>
+          <w:b/>
+          <w:sz w:val="24"/>
+          <w:szCs w:val="24"/>
+        </w:rPr>
+        <w:t>D</w:t>
+      </w:r>
+      <w:r>
+        <w:rPr>
+          <w:rFonts w:ascii="Times New Roman" w:hAnsi="Times New Roman" w:cs="Times New Roman"/>
+          <w:sz w:val="24"/>
+          <w:szCs w:val="24"/>
+        </w:rPr>
+        <w:t xml:space="preserve">] Hillary and Tenzing stayed there for 15 minutes, using </w:t>
+      </w:r>
+      <w:r>
+        <w:rPr>
+          <w:rFonts w:ascii="Times New Roman" w:hAnsi="Times New Roman" w:cs="Times New Roman"/>
+          <w:b/>
+          <w:bCs/>
           <w:sz w:val="24"/>
           <w:szCs w:val="24"/>
           <w:u w:val="single"/>
           <w:shd w:val="clear" w:color="auto" w:fill="D0CECE" w:themeFill="background2" w:themeFillShade="E6"/>
         </w:rPr>
-        <w:t>Tenzing</w:t>
-      </w:r>
-      <w:proofErr w:type="spellEnd"/>
-      <w:r>
-        <w:rPr>
-          <w:rFonts w:ascii="Times New Roman" w:hAnsi="Times New Roman" w:cs="Times New Roman"/>
-          <w:b/>
+        <w:t>precious</w:t>
+      </w:r>
+      <w:r>
+        <w:rPr>
+          <w:rFonts w:ascii="Times New Roman" w:hAnsi="Times New Roman" w:cs="Times New Roman"/>
+          <w:sz w:val="24"/>
+          <w:szCs w:val="24"/>
+        </w:rPr>
+        <w:t xml:space="preserve"> oxygen to savor their triumph and take photos. At the summit, Hillary photographed Tenzing in what would become a famous shot of him hoisting up his ice axe, with his face obscured by his oxygen mask. Tenzing had dedicated his life to this achievement, once stating, “the pull of Everest was stronger for me than any force on Earth.”</w:t>
+      </w:r>
+    </w:p>
+    <w:p>
+      <w:pPr>
+        <w:pStyle w:val="NoSpacing"/>
+        <w:jc w:val="both"/>
+        <w:rPr>
+          <w:rFonts w:ascii="Times New Roman" w:hAnsi="Times New Roman" w:cs="Times New Roman"/>
+          <w:sz w:val="18"/>
+          <w:szCs w:val="18"/>
+        </w:rPr>
+      </w:pPr>
+    </w:p>
+    <w:p>
+      <w:pPr>
+        <w:pStyle w:val="NoSpacing"/>
+        <w:jc w:val="both"/>
+        <w:rPr>
+          <w:rFonts w:ascii="Times New Roman" w:hAnsi="Times New Roman" w:cs="Times New Roman"/>
+          <w:sz w:val="24"/>
+          <w:szCs w:val="24"/>
+        </w:rPr>
+      </w:pPr>
+      <w:r>
+        <w:rPr>
+          <w:rFonts w:ascii="Times New Roman" w:hAnsi="Times New Roman" w:cs="Times New Roman"/>
+          <w:sz w:val="24"/>
+          <w:szCs w:val="24"/>
+        </w:rPr>
+        <w:t>Upon descent, Tenzing received great acclaim in India and Nepal and was awarded honors by heads of state. Hillary' and Hunt were knighted by Queen Elizabeth II, while Tenzing received the George Medal, an award for acts of bravery' by civilians. Questions linger as to why Tenzing was not knighted, creating a controversy that continues today, but Hillary' and Tenzing insisted on equally sharing the credit for their enormous achievement.</w:t>
+      </w:r>
+    </w:p>
+    <w:p>
+      <w:pPr>
+        <w:pStyle w:val="NoSpacing"/>
+        <w:jc w:val="both"/>
+        <w:rPr>
+          <w:rFonts w:ascii="Times New Roman" w:hAnsi="Times New Roman" w:cs="Times New Roman"/>
+          <w:sz w:val="18"/>
+          <w:szCs w:val="18"/>
+        </w:rPr>
+      </w:pPr>
+    </w:p>
+    <w:p>
+      <w:pPr>
+        <w:pStyle w:val="NoSpacing"/>
+        <w:jc w:val="both"/>
+        <w:rPr>
+          <w:rFonts w:ascii="Times New Roman" w:hAnsi="Times New Roman" w:cs="Times New Roman"/>
+          <w:sz w:val="24"/>
+          <w:szCs w:val="24"/>
+        </w:rPr>
+      </w:pPr>
+      <w:r>
+        <w:rPr>
+          <w:rFonts w:ascii="Times New Roman" w:hAnsi="Times New Roman" w:cs="Times New Roman"/>
+          <w:sz w:val="24"/>
+          <w:szCs w:val="24"/>
+        </w:rPr>
+        <w:lastRenderedPageBreak/>
+        <w:t xml:space="preserve">Thirteen years after Tenzing’s death in 1986, </w:t>
+      </w:r>
+      <w:r>
+        <w:rPr>
+          <w:rFonts w:ascii="Times New Roman" w:hAnsi="Times New Roman" w:cs="Times New Roman"/>
+          <w:i/>
+          <w:sz w:val="24"/>
+          <w:szCs w:val="24"/>
+        </w:rPr>
+        <w:t>Time</w:t>
+      </w:r>
+      <w:r>
+        <w:rPr>
+          <w:rFonts w:ascii="Times New Roman" w:hAnsi="Times New Roman" w:cs="Times New Roman"/>
+          <w:sz w:val="24"/>
+          <w:szCs w:val="24"/>
+        </w:rPr>
+        <w:t xml:space="preserve"> magazine included him as one of the 100 most influential people of the 20th century'. American writer and mountaineer James Ramsey Ullman characterized the honor that Asia felt in Tenzing’s accomplishment at the time, beyond the summit of Everest: he was “the first humbly born Asian in all history to attain world stature and world renown. And for other Asians </w:t>
+      </w:r>
+      <w:r>
+        <w:rPr>
+          <w:rFonts w:ascii="Times New Roman" w:hAnsi="Times New Roman" w:cs="Times New Roman"/>
+          <w:b/>
+          <w:bCs/>
           <w:sz w:val="24"/>
           <w:szCs w:val="24"/>
           <w:u w:val="single"/>
           <w:shd w:val="clear" w:color="auto" w:fill="D0CECE" w:themeFill="background2" w:themeFillShade="E6"/>
         </w:rPr>
-        <w:t xml:space="preserve"> participated in two Swiss expeditions that attempted Everest from the Nepalese side, opening up a new route during the trek</w:t>
-      </w:r>
-      <w:r>
-        <w:rPr>
-          <w:rFonts w:ascii="Times New Roman" w:hAnsi="Times New Roman" w:cs="Times New Roman"/>
-          <w:b/>
-          <w:sz w:val="24"/>
-          <w:szCs w:val="24"/>
-          <w:shd w:val="clear" w:color="auto" w:fill="D0CECE" w:themeFill="background2" w:themeFillShade="E6"/>
-        </w:rPr>
-        <w:t>.</w:t>
-      </w:r>
-      <w:r>
-        <w:rPr>
-          <w:rFonts w:ascii="Times New Roman" w:hAnsi="Times New Roman" w:cs="Times New Roman"/>
-          <w:sz w:val="24"/>
-          <w:szCs w:val="24"/>
-        </w:rPr>
-        <w:t xml:space="preserve"> </w:t>
-      </w:r>
-      <w:proofErr w:type="spellStart"/>
-      <w:r>
-        <w:rPr>
-          <w:rFonts w:ascii="Times New Roman" w:hAnsi="Times New Roman" w:cs="Times New Roman"/>
-          <w:sz w:val="24"/>
-          <w:szCs w:val="24"/>
-        </w:rPr>
-        <w:t>Tenzing</w:t>
-      </w:r>
-      <w:proofErr w:type="spellEnd"/>
-      <w:r>
-        <w:rPr>
-          <w:rFonts w:ascii="Times New Roman" w:hAnsi="Times New Roman" w:cs="Times New Roman"/>
-          <w:sz w:val="24"/>
-          <w:szCs w:val="24"/>
-        </w:rPr>
-        <w:t xml:space="preserve"> was considered a full expedition member then, which he called “the greatest </w:t>
-      </w:r>
-      <w:proofErr w:type="spellStart"/>
-      <w:r>
-        <w:rPr>
-          <w:rFonts w:ascii="Times New Roman" w:hAnsi="Times New Roman" w:cs="Times New Roman"/>
-          <w:sz w:val="24"/>
-          <w:szCs w:val="24"/>
-        </w:rPr>
-        <w:t>honour</w:t>
-      </w:r>
-      <w:proofErr w:type="spellEnd"/>
-      <w:r>
-        <w:rPr>
-          <w:rFonts w:ascii="Times New Roman" w:hAnsi="Times New Roman" w:cs="Times New Roman"/>
-          <w:sz w:val="24"/>
-          <w:szCs w:val="24"/>
-        </w:rPr>
-        <w:t xml:space="preserve"> that had ever been paid me.” During the first 1952 expedition, he and another climber reached a record height on Everest.</w:t>
-      </w:r>
-    </w:p>
-    <w:p>
-      <w:pPr>
-        <w:pStyle w:val="NoSpacing"/>
-        <w:jc w:val="both"/>
-        <w:rPr>
-          <w:rFonts w:ascii="Times New Roman" w:hAnsi="Times New Roman" w:cs="Times New Roman"/>
-          <w:sz w:val="24"/>
-          <w:szCs w:val="24"/>
-        </w:rPr>
-      </w:pPr>
-    </w:p>
-    <w:p>
-      <w:pPr>
-        <w:pStyle w:val="NoSpacing"/>
-        <w:jc w:val="both"/>
-        <w:rPr>
-          <w:rFonts w:ascii="Times New Roman" w:hAnsi="Times New Roman" w:cs="Times New Roman"/>
-          <w:sz w:val="24"/>
-          <w:szCs w:val="24"/>
-        </w:rPr>
-      </w:pPr>
-      <w:r>
-        <w:rPr>
-          <w:rFonts w:ascii="Times New Roman" w:hAnsi="Times New Roman" w:cs="Times New Roman"/>
-          <w:sz w:val="24"/>
-          <w:szCs w:val="24"/>
-        </w:rPr>
-        <w:t xml:space="preserve">In 1953, </w:t>
-      </w:r>
-      <w:proofErr w:type="spellStart"/>
-      <w:r>
-        <w:rPr>
-          <w:rFonts w:ascii="Times New Roman" w:hAnsi="Times New Roman" w:cs="Times New Roman"/>
-          <w:sz w:val="24"/>
-          <w:szCs w:val="24"/>
-        </w:rPr>
-        <w:t>Tenzing</w:t>
-      </w:r>
-      <w:proofErr w:type="spellEnd"/>
-      <w:r>
-        <w:rPr>
-          <w:rFonts w:ascii="Times New Roman" w:hAnsi="Times New Roman" w:cs="Times New Roman"/>
-          <w:sz w:val="24"/>
-          <w:szCs w:val="24"/>
-        </w:rPr>
-        <w:t xml:space="preserve"> went on his seventh climb up Everest in an expedition with British leader John Hunt and a team of 400 people. During the passage, </w:t>
-      </w:r>
-      <w:proofErr w:type="spellStart"/>
-      <w:r>
-        <w:rPr>
-          <w:rFonts w:ascii="Times New Roman" w:hAnsi="Times New Roman" w:cs="Times New Roman"/>
-          <w:sz w:val="24"/>
-          <w:szCs w:val="24"/>
-        </w:rPr>
-        <w:t>Tenzing</w:t>
-      </w:r>
-      <w:proofErr w:type="spellEnd"/>
-      <w:r>
-        <w:rPr>
-          <w:rFonts w:ascii="Times New Roman" w:hAnsi="Times New Roman" w:cs="Times New Roman"/>
-          <w:sz w:val="24"/>
-          <w:szCs w:val="24"/>
-        </w:rPr>
-        <w:t xml:space="preserve"> saved one of the climbers, Edmund Hillary, from falling to the bottom of a glacial crevasse by using an ice axe to secure a rope that stopped his slide. This incident led Hillary to regard </w:t>
-      </w:r>
-      <w:proofErr w:type="spellStart"/>
-      <w:r>
-        <w:rPr>
-          <w:rFonts w:ascii="Times New Roman" w:hAnsi="Times New Roman" w:cs="Times New Roman"/>
-          <w:sz w:val="24"/>
-          <w:szCs w:val="24"/>
-        </w:rPr>
-        <w:t>Tenzing</w:t>
-      </w:r>
-      <w:proofErr w:type="spellEnd"/>
-      <w:r>
-        <w:rPr>
-          <w:rFonts w:ascii="Times New Roman" w:hAnsi="Times New Roman" w:cs="Times New Roman"/>
-          <w:sz w:val="24"/>
-          <w:szCs w:val="24"/>
-        </w:rPr>
-        <w:t xml:space="preserve"> as the ideal climbing partner for subsequent summit attempts.</w:t>
-      </w:r>
-    </w:p>
-    <w:p>
-      <w:pPr>
-        <w:pStyle w:val="NoSpacing"/>
-        <w:jc w:val="both"/>
-        <w:rPr>
-          <w:rFonts w:ascii="Times New Roman" w:hAnsi="Times New Roman" w:cs="Times New Roman"/>
-          <w:sz w:val="24"/>
-          <w:szCs w:val="24"/>
-        </w:rPr>
-      </w:pPr>
-    </w:p>
-    <w:p>
-      <w:pPr>
-        <w:pStyle w:val="NoSpacing"/>
-        <w:jc w:val="both"/>
-        <w:rPr>
-          <w:rFonts w:ascii="Times New Roman" w:hAnsi="Times New Roman" w:cs="Times New Roman"/>
-          <w:sz w:val="24"/>
-          <w:szCs w:val="24"/>
-        </w:rPr>
-      </w:pPr>
-      <w:r>
-        <w:rPr>
-          <w:rFonts w:ascii="Times New Roman" w:hAnsi="Times New Roman" w:cs="Times New Roman"/>
-          <w:sz w:val="24"/>
-          <w:szCs w:val="24"/>
-        </w:rPr>
-        <w:t>Two climbers from the Hunt expedition tried to reach the Everest summit on May 26, 1953, but turned back when an oxygen system, which is necessary for most people at that altitude, failed. [</w:t>
-      </w:r>
-      <w:r>
-        <w:rPr>
-          <w:rFonts w:ascii="Times New Roman" w:hAnsi="Times New Roman" w:cs="Times New Roman"/>
-          <w:b/>
-          <w:sz w:val="24"/>
-          <w:szCs w:val="24"/>
-        </w:rPr>
-        <w:t>A</w:t>
-      </w:r>
-      <w:r>
-        <w:rPr>
-          <w:rFonts w:ascii="Times New Roman" w:hAnsi="Times New Roman" w:cs="Times New Roman"/>
-          <w:sz w:val="24"/>
-          <w:szCs w:val="24"/>
-        </w:rPr>
-        <w:t xml:space="preserve">] At Hunt’s direction, </w:t>
-      </w:r>
-      <w:proofErr w:type="spellStart"/>
-      <w:r>
-        <w:rPr>
-          <w:rFonts w:ascii="Times New Roman" w:hAnsi="Times New Roman" w:cs="Times New Roman"/>
-          <w:sz w:val="24"/>
-          <w:szCs w:val="24"/>
-        </w:rPr>
-        <w:t>Tenzing</w:t>
-      </w:r>
-      <w:proofErr w:type="spellEnd"/>
-      <w:r>
-        <w:rPr>
-          <w:rFonts w:ascii="Times New Roman" w:hAnsi="Times New Roman" w:cs="Times New Roman"/>
-          <w:sz w:val="24"/>
-          <w:szCs w:val="24"/>
-        </w:rPr>
-        <w:t xml:space="preserve"> and Hillary attempted to reach the summit three days later, camping first at 8,500 meters on May 28 and then leaving at 6:30 a.m. the next day with 14-kilogram packs for the final ascent. [</w:t>
-      </w:r>
-      <w:r>
-        <w:rPr>
-          <w:rFonts w:ascii="Times New Roman" w:hAnsi="Times New Roman" w:cs="Times New Roman"/>
-          <w:b/>
-          <w:sz w:val="24"/>
-          <w:szCs w:val="24"/>
-        </w:rPr>
-        <w:t>B</w:t>
-      </w:r>
-      <w:r>
-        <w:rPr>
-          <w:rFonts w:ascii="Times New Roman" w:hAnsi="Times New Roman" w:cs="Times New Roman"/>
-          <w:sz w:val="24"/>
-          <w:szCs w:val="24"/>
-        </w:rPr>
-        <w:t xml:space="preserve">] The most treacherous section of the summit </w:t>
-      </w:r>
-      <w:proofErr w:type="spellStart"/>
-      <w:r>
-        <w:rPr>
-          <w:rFonts w:ascii="Times New Roman" w:hAnsi="Times New Roman" w:cs="Times New Roman"/>
-          <w:sz w:val="24"/>
-          <w:szCs w:val="24"/>
-        </w:rPr>
-        <w:t>w as</w:t>
-      </w:r>
-      <w:proofErr w:type="spellEnd"/>
-      <w:r>
-        <w:rPr>
-          <w:rFonts w:ascii="Times New Roman" w:hAnsi="Times New Roman" w:cs="Times New Roman"/>
-          <w:sz w:val="24"/>
-          <w:szCs w:val="24"/>
-        </w:rPr>
-        <w:t xml:space="preserve"> a 12-meter rock face that the climbers managed to maneuver by wedging themselves up a crack between the rock wall and ice, with Hillary leading the way over what would later be designated the Hillary' Step. [</w:t>
-      </w:r>
-      <w:r>
-        <w:rPr>
-          <w:rFonts w:ascii="Times New Roman" w:hAnsi="Times New Roman" w:cs="Times New Roman"/>
-          <w:b/>
-          <w:sz w:val="24"/>
-          <w:szCs w:val="24"/>
-        </w:rPr>
-        <w:t>C</w:t>
-      </w:r>
-      <w:r>
-        <w:rPr>
-          <w:rFonts w:ascii="Times New Roman" w:hAnsi="Times New Roman" w:cs="Times New Roman"/>
-          <w:sz w:val="24"/>
-          <w:szCs w:val="24"/>
-        </w:rPr>
-        <w:t>] Finally, the two reached the 8,848-meter summit by 11:30 a.m. [</w:t>
-      </w:r>
-      <w:r>
-        <w:rPr>
-          <w:rFonts w:ascii="Times New Roman" w:hAnsi="Times New Roman" w:cs="Times New Roman"/>
-          <w:b/>
-          <w:sz w:val="24"/>
-          <w:szCs w:val="24"/>
-        </w:rPr>
-        <w:t>D</w:t>
-      </w:r>
-      <w:r>
-        <w:rPr>
-          <w:rFonts w:ascii="Times New Roman" w:hAnsi="Times New Roman" w:cs="Times New Roman"/>
-          <w:sz w:val="24"/>
-          <w:szCs w:val="24"/>
-        </w:rPr>
-        <w:t xml:space="preserve">] Hillary and </w:t>
-      </w:r>
-      <w:proofErr w:type="spellStart"/>
-      <w:r>
-        <w:rPr>
-          <w:rFonts w:ascii="Times New Roman" w:hAnsi="Times New Roman" w:cs="Times New Roman"/>
-          <w:sz w:val="24"/>
-          <w:szCs w:val="24"/>
-        </w:rPr>
-        <w:t>Tenzing</w:t>
-      </w:r>
-      <w:proofErr w:type="spellEnd"/>
-      <w:r>
-        <w:rPr>
-          <w:rFonts w:ascii="Times New Roman" w:hAnsi="Times New Roman" w:cs="Times New Roman"/>
-          <w:sz w:val="24"/>
-          <w:szCs w:val="24"/>
-        </w:rPr>
-        <w:t xml:space="preserve"> stayed there for 15 minutes, using </w:t>
-      </w:r>
-      <w:r>
-        <w:rPr>
-          <w:rFonts w:ascii="Times New Roman" w:hAnsi="Times New Roman" w:cs="Times New Roman"/>
-          <w:b/>
-          <w:bCs/>
-          <w:sz w:val="24"/>
-          <w:szCs w:val="24"/>
-          <w:u w:val="single"/>
-          <w:shd w:val="clear" w:color="auto" w:fill="D0CECE" w:themeFill="background2" w:themeFillShade="E6"/>
-        </w:rPr>
-        <w:t>precious</w:t>
-      </w:r>
-      <w:r>
-        <w:rPr>
-          <w:rFonts w:ascii="Times New Roman" w:hAnsi="Times New Roman" w:cs="Times New Roman"/>
-          <w:sz w:val="24"/>
-          <w:szCs w:val="24"/>
-        </w:rPr>
-        <w:t xml:space="preserve"> oxygen to savor their triumph and take photos. At the summit, Hillary photographed </w:t>
-      </w:r>
-      <w:proofErr w:type="spellStart"/>
-      <w:r>
-        <w:rPr>
-          <w:rFonts w:ascii="Times New Roman" w:hAnsi="Times New Roman" w:cs="Times New Roman"/>
-          <w:sz w:val="24"/>
-          <w:szCs w:val="24"/>
-        </w:rPr>
-        <w:t>Tenzing</w:t>
-      </w:r>
-      <w:proofErr w:type="spellEnd"/>
-      <w:r>
-        <w:rPr>
-          <w:rFonts w:ascii="Times New Roman" w:hAnsi="Times New Roman" w:cs="Times New Roman"/>
-          <w:sz w:val="24"/>
-          <w:szCs w:val="24"/>
-        </w:rPr>
-        <w:t xml:space="preserve"> in what would become a famous shot of him hoisting up his ice axe, with his face obscured by his oxygen mask. </w:t>
-      </w:r>
-      <w:proofErr w:type="spellStart"/>
-      <w:r>
-        <w:rPr>
-          <w:rFonts w:ascii="Times New Roman" w:hAnsi="Times New Roman" w:cs="Times New Roman"/>
-          <w:sz w:val="24"/>
-          <w:szCs w:val="24"/>
-        </w:rPr>
-        <w:t>Tenzing</w:t>
-      </w:r>
-      <w:proofErr w:type="spellEnd"/>
-      <w:r>
-        <w:rPr>
-          <w:rFonts w:ascii="Times New Roman" w:hAnsi="Times New Roman" w:cs="Times New Roman"/>
-          <w:sz w:val="24"/>
-          <w:szCs w:val="24"/>
-        </w:rPr>
-        <w:t xml:space="preserve"> had dedicated his life to this achievement, once stating, “the pull of Everest was stronger for me than any force on Earth.”</w:t>
+        <w:t>his feat</w:t>
+      </w:r>
+      <w:r>
+        <w:rPr>
+          <w:rFonts w:ascii="Times New Roman" w:hAnsi="Times New Roman" w:cs="Times New Roman"/>
+          <w:sz w:val="24"/>
+          <w:szCs w:val="24"/>
+        </w:rPr>
+        <w:t xml:space="preserve"> was not the mere climbing of a mountain, but a bright portent for themselves and for the future of the world.”</w:t>
       </w:r>
     </w:p>
     <w:p>
@@ -6514,224 +6345,46 @@
           <w:sz w:val="24"/>
           <w:szCs w:val="24"/>
         </w:rPr>
-        <w:t xml:space="preserve">Upon descent, </w:t>
-      </w:r>
-      <w:proofErr w:type="spellStart"/>
-      <w:r>
-        <w:rPr>
-          <w:rFonts w:ascii="Times New Roman" w:hAnsi="Times New Roman" w:cs="Times New Roman"/>
-          <w:sz w:val="24"/>
-          <w:szCs w:val="24"/>
-        </w:rPr>
-        <w:t>Tenzing</w:t>
-      </w:r>
-      <w:proofErr w:type="spellEnd"/>
-      <w:r>
-        <w:rPr>
-          <w:rFonts w:ascii="Times New Roman" w:hAnsi="Times New Roman" w:cs="Times New Roman"/>
-          <w:sz w:val="24"/>
-          <w:szCs w:val="24"/>
-        </w:rPr>
-        <w:t xml:space="preserve"> received great acclaim in India and Nepal and was awarded honors by heads of state. Hillary' and Hunt were knighted by Queen Elizabeth II, while </w:t>
-      </w:r>
-      <w:proofErr w:type="spellStart"/>
-      <w:r>
-        <w:rPr>
-          <w:rFonts w:ascii="Times New Roman" w:hAnsi="Times New Roman" w:cs="Times New Roman"/>
-          <w:sz w:val="24"/>
-          <w:szCs w:val="24"/>
-        </w:rPr>
-        <w:t>Tenzing</w:t>
-      </w:r>
-      <w:proofErr w:type="spellEnd"/>
-      <w:r>
-        <w:rPr>
-          <w:rFonts w:ascii="Times New Roman" w:hAnsi="Times New Roman" w:cs="Times New Roman"/>
-          <w:sz w:val="24"/>
-          <w:szCs w:val="24"/>
-        </w:rPr>
-        <w:t xml:space="preserve"> received the George Medal, an award for acts of bravery' by civilians. Questions linger as to why </w:t>
-      </w:r>
-      <w:proofErr w:type="spellStart"/>
-      <w:r>
-        <w:rPr>
-          <w:rFonts w:ascii="Times New Roman" w:hAnsi="Times New Roman" w:cs="Times New Roman"/>
-          <w:sz w:val="24"/>
-          <w:szCs w:val="24"/>
-        </w:rPr>
-        <w:t>Tenzing</w:t>
-      </w:r>
-      <w:proofErr w:type="spellEnd"/>
-      <w:r>
-        <w:rPr>
-          <w:rFonts w:ascii="Times New Roman" w:hAnsi="Times New Roman" w:cs="Times New Roman"/>
-          <w:sz w:val="24"/>
-          <w:szCs w:val="24"/>
-        </w:rPr>
-        <w:t xml:space="preserve"> was not knighted, creating a controversy that continues today, but Hillary' and </w:t>
-      </w:r>
-      <w:proofErr w:type="spellStart"/>
-      <w:r>
-        <w:rPr>
-          <w:rFonts w:ascii="Times New Roman" w:hAnsi="Times New Roman" w:cs="Times New Roman"/>
-          <w:sz w:val="24"/>
-          <w:szCs w:val="24"/>
-        </w:rPr>
-        <w:t>Tenzing</w:t>
-      </w:r>
-      <w:proofErr w:type="spellEnd"/>
-      <w:r>
-        <w:rPr>
-          <w:rFonts w:ascii="Times New Roman" w:hAnsi="Times New Roman" w:cs="Times New Roman"/>
-          <w:sz w:val="24"/>
-          <w:szCs w:val="24"/>
-        </w:rPr>
-        <w:t xml:space="preserve"> insisted on equally sharing the credit for their enormous achievement.</w:t>
-      </w:r>
-    </w:p>
-    <w:p>
-      <w:pPr>
-        <w:pStyle w:val="NoSpacing"/>
-        <w:jc w:val="both"/>
-        <w:rPr>
-          <w:rFonts w:ascii="Times New Roman" w:hAnsi="Times New Roman" w:cs="Times New Roman"/>
-          <w:sz w:val="18"/>
-          <w:szCs w:val="18"/>
-        </w:rPr>
-      </w:pPr>
-    </w:p>
-    <w:p>
-      <w:pPr>
-        <w:pStyle w:val="NoSpacing"/>
-        <w:jc w:val="both"/>
-        <w:rPr>
-          <w:rFonts w:ascii="Times New Roman" w:hAnsi="Times New Roman" w:cs="Times New Roman"/>
-          <w:sz w:val="24"/>
-          <w:szCs w:val="24"/>
-        </w:rPr>
-      </w:pPr>
-      <w:r>
-        <w:rPr>
-          <w:rFonts w:ascii="Times New Roman" w:hAnsi="Times New Roman" w:cs="Times New Roman"/>
-          <w:sz w:val="24"/>
-          <w:szCs w:val="24"/>
-        </w:rPr>
-        <w:lastRenderedPageBreak/>
-        <w:t xml:space="preserve">Thirteen years after </w:t>
-      </w:r>
-      <w:proofErr w:type="spellStart"/>
-      <w:r>
-        <w:rPr>
-          <w:rFonts w:ascii="Times New Roman" w:hAnsi="Times New Roman" w:cs="Times New Roman"/>
-          <w:sz w:val="24"/>
-          <w:szCs w:val="24"/>
-        </w:rPr>
-        <w:t>Tenzing’s</w:t>
-      </w:r>
-      <w:proofErr w:type="spellEnd"/>
-      <w:r>
-        <w:rPr>
-          <w:rFonts w:ascii="Times New Roman" w:hAnsi="Times New Roman" w:cs="Times New Roman"/>
-          <w:sz w:val="24"/>
-          <w:szCs w:val="24"/>
-        </w:rPr>
-        <w:t xml:space="preserve"> death in 1986, </w:t>
-      </w:r>
-      <w:r>
-        <w:rPr>
-          <w:rFonts w:ascii="Times New Roman" w:hAnsi="Times New Roman" w:cs="Times New Roman"/>
-          <w:i/>
-          <w:sz w:val="24"/>
-          <w:szCs w:val="24"/>
-        </w:rPr>
-        <w:t>Time</w:t>
-      </w:r>
-      <w:r>
-        <w:rPr>
-          <w:rFonts w:ascii="Times New Roman" w:hAnsi="Times New Roman" w:cs="Times New Roman"/>
-          <w:sz w:val="24"/>
-          <w:szCs w:val="24"/>
-        </w:rPr>
-        <w:t xml:space="preserve"> magazine included him as one of the 100 most influential people of the 20th century'. American writer and mountaineer James Ramsey Ullman characterized the honor that Asia felt in </w:t>
-      </w:r>
-      <w:proofErr w:type="spellStart"/>
-      <w:r>
-        <w:rPr>
-          <w:rFonts w:ascii="Times New Roman" w:hAnsi="Times New Roman" w:cs="Times New Roman"/>
-          <w:sz w:val="24"/>
-          <w:szCs w:val="24"/>
-        </w:rPr>
-        <w:t>Tenzing’s</w:t>
-      </w:r>
-      <w:proofErr w:type="spellEnd"/>
-      <w:r>
-        <w:rPr>
-          <w:rFonts w:ascii="Times New Roman" w:hAnsi="Times New Roman" w:cs="Times New Roman"/>
-          <w:sz w:val="24"/>
-          <w:szCs w:val="24"/>
-        </w:rPr>
-        <w:t xml:space="preserve"> accomplishment at the time, beyond the summit of Everest: he was “the first humbly born Asian in all history to attain world stature and world renown. And for other Asians </w:t>
-      </w:r>
-      <w:r>
-        <w:rPr>
-          <w:rFonts w:ascii="Times New Roman" w:hAnsi="Times New Roman" w:cs="Times New Roman"/>
-          <w:b/>
-          <w:bCs/>
-          <w:sz w:val="24"/>
-          <w:szCs w:val="24"/>
-          <w:u w:val="single"/>
-          <w:shd w:val="clear" w:color="auto" w:fill="D0CECE" w:themeFill="background2" w:themeFillShade="E6"/>
-        </w:rPr>
-        <w:t>his feat</w:t>
-      </w:r>
-      <w:r>
-        <w:rPr>
-          <w:rFonts w:ascii="Times New Roman" w:hAnsi="Times New Roman" w:cs="Times New Roman"/>
-          <w:sz w:val="24"/>
-          <w:szCs w:val="24"/>
-        </w:rPr>
-        <w:t xml:space="preserve"> was not the mere climbing of a mountain, but a bright portent for themselves and for the future of the world.”</w:t>
-      </w:r>
-    </w:p>
-    <w:p>
-      <w:pPr>
-        <w:pStyle w:val="NoSpacing"/>
-        <w:jc w:val="both"/>
-        <w:rPr>
-          <w:rFonts w:ascii="Times New Roman" w:hAnsi="Times New Roman" w:cs="Times New Roman"/>
-          <w:sz w:val="18"/>
-          <w:szCs w:val="18"/>
-        </w:rPr>
-      </w:pPr>
-    </w:p>
-    <w:p>
-      <w:pPr>
-        <w:pStyle w:val="NoSpacing"/>
-        <w:jc w:val="both"/>
-        <w:rPr>
-          <w:rFonts w:ascii="Times New Roman" w:hAnsi="Times New Roman" w:cs="Times New Roman"/>
-          <w:sz w:val="24"/>
-          <w:szCs w:val="24"/>
-        </w:rPr>
-      </w:pPr>
-      <w:r>
-        <w:rPr>
-          <w:rFonts w:ascii="Times New Roman" w:hAnsi="Times New Roman" w:cs="Times New Roman"/>
-          <w:sz w:val="24"/>
-          <w:szCs w:val="24"/>
-        </w:rPr>
-        <w:t xml:space="preserve">In 2002, </w:t>
-      </w:r>
-      <w:proofErr w:type="spellStart"/>
-      <w:r>
-        <w:rPr>
-          <w:rFonts w:ascii="Times New Roman" w:hAnsi="Times New Roman" w:cs="Times New Roman"/>
-          <w:sz w:val="24"/>
-          <w:szCs w:val="24"/>
-        </w:rPr>
-        <w:t>Jamling</w:t>
-      </w:r>
-      <w:proofErr w:type="spellEnd"/>
+        <w:t>In 2002, Jamling Tenzing Norgay and Peter Hillary, two of the eminent climbers’ sons, summited Everest together to celebrate the 50th anniversary' of their fathers’ accomplishment.</w:t>
+      </w:r>
+    </w:p>
+    <w:p>
+      <w:pPr>
+        <w:pStyle w:val="NoSpacing"/>
+        <w:jc w:val="both"/>
+        <w:rPr>
+          <w:rFonts w:ascii="Times New Roman" w:hAnsi="Times New Roman" w:cs="Times New Roman"/>
+          <w:sz w:val="24"/>
+          <w:szCs w:val="24"/>
+        </w:rPr>
+      </w:pPr>
+    </w:p>
+    <w:p>
+      <w:pPr>
+        <w:pStyle w:val="NoSpacing"/>
+        <w:jc w:val="both"/>
+        <w:rPr>
+          <w:rFonts w:ascii="Times New Roman" w:hAnsi="Times New Roman" w:cs="Times New Roman"/>
+          <w:sz w:val="24"/>
+          <w:szCs w:val="24"/>
+        </w:rPr>
+      </w:pPr>
+      <w:r>
+        <w:rPr>
+          <w:rFonts w:ascii="Times New Roman" w:hAnsi="Times New Roman" w:cs="Times New Roman"/>
+          <w:sz w:val="24"/>
+          <w:szCs w:val="24"/>
+        </w:rPr>
+        <w:t>31</w:t>
+      </w:r>
+      <w:r>
+        <w:rPr>
+          <w:rFonts w:ascii="Times New Roman" w:hAnsi="Times New Roman" w:cs="Times New Roman"/>
+          <w:sz w:val="24"/>
+          <w:szCs w:val="24"/>
+        </w:rPr>
+        <w:t>.</w:t>
+      </w:r>
       <w:r>
         <w:rPr>
           <w:rFonts w:ascii="Times New Roman" w:hAnsi="Times New Roman" w:cs="Times New Roman"/>
@@ -6740,53 +6393,388 @@
         </w:rPr>
         <w:t xml:space="preserve"> </w:t>
       </w:r>
-      <w:proofErr w:type="spellStart"/>
-      <w:r>
-        <w:rPr>
-          <w:rFonts w:ascii="Times New Roman" w:hAnsi="Times New Roman" w:cs="Times New Roman"/>
-          <w:sz w:val="24"/>
-          <w:szCs w:val="24"/>
-        </w:rPr>
-        <w:t>Tenzing</w:t>
-      </w:r>
-      <w:proofErr w:type="spellEnd"/>
-      <w:r>
-        <w:rPr>
-          <w:rFonts w:ascii="Times New Roman" w:hAnsi="Times New Roman" w:cs="Times New Roman"/>
-          <w:sz w:val="24"/>
-          <w:szCs w:val="24"/>
-        </w:rPr>
-        <w:t xml:space="preserve"> Norgay and Peter Hillary, two of the eminent climbers’ sons, summited Everest together to celebrate the 50th anniversary' of their fathers’ accomplishment.</w:t>
-      </w:r>
-    </w:p>
-    <w:p>
-      <w:pPr>
-        <w:pStyle w:val="NoSpacing"/>
-        <w:jc w:val="both"/>
-        <w:rPr>
-          <w:rFonts w:ascii="Times New Roman" w:hAnsi="Times New Roman" w:cs="Times New Roman"/>
-          <w:sz w:val="24"/>
-          <w:szCs w:val="24"/>
-        </w:rPr>
-      </w:pPr>
-    </w:p>
-    <w:p>
-      <w:pPr>
-        <w:pStyle w:val="NoSpacing"/>
-        <w:jc w:val="both"/>
-        <w:rPr>
-          <w:rFonts w:ascii="Times New Roman" w:hAnsi="Times New Roman" w:cs="Times New Roman"/>
-          <w:sz w:val="24"/>
-          <w:szCs w:val="24"/>
-        </w:rPr>
-      </w:pPr>
-      <w:r>
-        <w:rPr>
-          <w:rFonts w:ascii="Times New Roman" w:hAnsi="Times New Roman" w:cs="Times New Roman"/>
-          <w:sz w:val="24"/>
-          <w:szCs w:val="24"/>
-        </w:rPr>
-        <w:t>31</w:t>
+      <w:r>
+        <w:rPr>
+          <w:rFonts w:ascii="Times New Roman" w:hAnsi="Times New Roman" w:cs="Times New Roman"/>
+          <w:sz w:val="24"/>
+          <w:szCs w:val="24"/>
+        </w:rPr>
+        <w:t>According to Paragraph 2, all of the following describes Sherpas EXCEPT:</w:t>
+      </w:r>
+      <w:r>
+        <w:rPr>
+          <w:rFonts w:ascii="Times New Roman" w:hAnsi="Times New Roman" w:cs="Times New Roman"/>
+          <w:sz w:val="24"/>
+          <w:szCs w:val="24"/>
+        </w:rPr>
+        <w:t xml:space="preserve"> ____.</w:t>
+      </w:r>
+    </w:p>
+    <w:p>
+      <w:pPr>
+        <w:pStyle w:val="NoSpacing"/>
+        <w:jc w:val="both"/>
+        <w:rPr>
+          <w:rFonts w:ascii="Times New Roman" w:hAnsi="Times New Roman" w:cs="Times New Roman"/>
+          <w:sz w:val="24"/>
+          <w:szCs w:val="24"/>
+        </w:rPr>
+      </w:pPr>
+      <w:r>
+        <w:rPr>
+          <w:rFonts w:ascii="Times New Roman" w:hAnsi="Times New Roman" w:cs="Times New Roman"/>
+          <w:sz w:val="24"/>
+          <w:szCs w:val="24"/>
+        </w:rPr>
+        <w:t>(A)</w:t>
+      </w:r>
+      <w:r>
+        <w:rPr>
+          <w:rFonts w:ascii="Times New Roman" w:hAnsi="Times New Roman" w:cs="Times New Roman"/>
+          <w:sz w:val="24"/>
+          <w:szCs w:val="24"/>
+        </w:rPr>
+        <w:t xml:space="preserve"> </w:t>
+      </w:r>
+      <w:r>
+        <w:rPr>
+          <w:rFonts w:ascii="Times New Roman" w:hAnsi="Times New Roman" w:cs="Times New Roman"/>
+          <w:sz w:val="24"/>
+          <w:szCs w:val="24"/>
+        </w:rPr>
+        <w:t>They are famous for their climbing aptitude in high elevations.</w:t>
+      </w:r>
+    </w:p>
+    <w:p>
+      <w:pPr>
+        <w:pStyle w:val="NoSpacing"/>
+        <w:jc w:val="both"/>
+        <w:rPr>
+          <w:rFonts w:ascii="Times New Roman" w:hAnsi="Times New Roman" w:cs="Times New Roman"/>
+          <w:sz w:val="24"/>
+          <w:szCs w:val="24"/>
+        </w:rPr>
+      </w:pPr>
+      <w:r>
+        <w:rPr>
+          <w:rFonts w:ascii="Times New Roman" w:hAnsi="Times New Roman" w:cs="Times New Roman"/>
+          <w:sz w:val="24"/>
+          <w:szCs w:val="24"/>
+        </w:rPr>
+        <w:t>(B)</w:t>
+      </w:r>
+      <w:r>
+        <w:rPr>
+          <w:rFonts w:ascii="Times New Roman" w:hAnsi="Times New Roman" w:cs="Times New Roman"/>
+          <w:sz w:val="24"/>
+          <w:szCs w:val="24"/>
+        </w:rPr>
+        <w:t xml:space="preserve"> </w:t>
+      </w:r>
+      <w:r>
+        <w:rPr>
+          <w:rFonts w:ascii="Times New Roman" w:hAnsi="Times New Roman" w:cs="Times New Roman"/>
+          <w:sz w:val="24"/>
+          <w:szCs w:val="24"/>
+        </w:rPr>
+        <w:t>They have the ability to endure extremes of cold.</w:t>
+      </w:r>
+    </w:p>
+    <w:p>
+      <w:pPr>
+        <w:pStyle w:val="NoSpacing"/>
+        <w:jc w:val="both"/>
+        <w:rPr>
+          <w:rFonts w:ascii="Times New Roman" w:hAnsi="Times New Roman" w:cs="Times New Roman"/>
+          <w:b/>
+          <w:sz w:val="24"/>
+          <w:szCs w:val="24"/>
+        </w:rPr>
+      </w:pPr>
+      <w:r>
+        <w:rPr>
+          <w:rFonts w:ascii="Times New Roman" w:hAnsi="Times New Roman" w:cs="Times New Roman"/>
+          <w:b/>
+          <w:sz w:val="24"/>
+          <w:szCs w:val="24"/>
+        </w:rPr>
+        <w:t>(C)</w:t>
+      </w:r>
+      <w:r>
+        <w:rPr>
+          <w:rFonts w:ascii="Times New Roman" w:hAnsi="Times New Roman" w:cs="Times New Roman"/>
+          <w:b/>
+          <w:sz w:val="24"/>
+          <w:szCs w:val="24"/>
+        </w:rPr>
+        <w:t xml:space="preserve"> </w:t>
+      </w:r>
+      <w:r>
+        <w:rPr>
+          <w:rFonts w:ascii="Times New Roman" w:hAnsi="Times New Roman" w:cs="Times New Roman"/>
+          <w:b/>
+          <w:sz w:val="24"/>
+          <w:szCs w:val="24"/>
+        </w:rPr>
+        <w:t>They have been known as expert mountaineers since the 19th century.</w:t>
+      </w:r>
+    </w:p>
+    <w:p>
+      <w:pPr>
+        <w:pStyle w:val="NoSpacing"/>
+        <w:jc w:val="both"/>
+        <w:rPr>
+          <w:rFonts w:ascii="Times New Roman" w:hAnsi="Times New Roman" w:cs="Times New Roman"/>
+          <w:sz w:val="24"/>
+          <w:szCs w:val="24"/>
+        </w:rPr>
+      </w:pPr>
+      <w:r>
+        <w:rPr>
+          <w:rFonts w:ascii="Times New Roman" w:hAnsi="Times New Roman" w:cs="Times New Roman"/>
+          <w:sz w:val="24"/>
+          <w:szCs w:val="24"/>
+        </w:rPr>
+        <w:t>(D)</w:t>
+      </w:r>
+      <w:r>
+        <w:rPr>
+          <w:rFonts w:ascii="Times New Roman" w:hAnsi="Times New Roman" w:cs="Times New Roman"/>
+          <w:sz w:val="24"/>
+          <w:szCs w:val="24"/>
+        </w:rPr>
+        <w:t xml:space="preserve"> </w:t>
+      </w:r>
+      <w:r>
+        <w:rPr>
+          <w:rFonts w:ascii="Times New Roman" w:hAnsi="Times New Roman" w:cs="Times New Roman"/>
+          <w:sz w:val="24"/>
+          <w:szCs w:val="24"/>
+        </w:rPr>
+        <w:t>They live in the border region where two countries meet.</w:t>
+      </w:r>
+    </w:p>
+    <w:p>
+      <w:pPr>
+        <w:pStyle w:val="NoSpacing"/>
+        <w:jc w:val="both"/>
+        <w:rPr>
+          <w:rFonts w:ascii="Times New Roman" w:hAnsi="Times New Roman" w:cs="Times New Roman"/>
+          <w:sz w:val="24"/>
+          <w:szCs w:val="24"/>
+        </w:rPr>
+      </w:pPr>
+    </w:p>
+    <w:p>
+      <w:pPr>
+        <w:pStyle w:val="NoSpacing"/>
+        <w:jc w:val="both"/>
+        <w:rPr>
+          <w:rFonts w:ascii="Times New Roman" w:hAnsi="Times New Roman" w:cs="Times New Roman"/>
+          <w:sz w:val="24"/>
+          <w:szCs w:val="24"/>
+        </w:rPr>
+      </w:pPr>
+      <w:r>
+        <w:rPr>
+          <w:rFonts w:ascii="Times New Roman" w:hAnsi="Times New Roman" w:cs="Times New Roman"/>
+          <w:sz w:val="24"/>
+          <w:szCs w:val="24"/>
+        </w:rPr>
+        <w:t>32</w:t>
+      </w:r>
+      <w:r>
+        <w:rPr>
+          <w:rFonts w:ascii="Times New Roman" w:hAnsi="Times New Roman" w:cs="Times New Roman"/>
+          <w:sz w:val="24"/>
+          <w:szCs w:val="24"/>
+        </w:rPr>
+        <w:t xml:space="preserve">. </w:t>
+      </w:r>
+      <w:r>
+        <w:rPr>
+          <w:rFonts w:ascii="Times New Roman" w:hAnsi="Times New Roman" w:cs="Times New Roman"/>
+          <w:sz w:val="24"/>
+          <w:szCs w:val="24"/>
+        </w:rPr>
+        <w:t>In Paragraph 2, what can be inferred about the Sherpas’ mountaineering capabilities?</w:t>
+      </w:r>
+    </w:p>
+    <w:p>
+      <w:pPr>
+        <w:pStyle w:val="NoSpacing"/>
+        <w:ind w:left="426" w:hanging="426"/>
+        <w:jc w:val="both"/>
+        <w:rPr>
+          <w:rFonts w:ascii="Times New Roman" w:hAnsi="Times New Roman" w:cs="Times New Roman"/>
+          <w:b/>
+          <w:sz w:val="24"/>
+          <w:szCs w:val="24"/>
+        </w:rPr>
+      </w:pPr>
+      <w:r>
+        <w:rPr>
+          <w:rFonts w:ascii="Times New Roman" w:hAnsi="Times New Roman" w:cs="Times New Roman"/>
+          <w:b/>
+          <w:sz w:val="24"/>
+          <w:szCs w:val="24"/>
+        </w:rPr>
+        <w:t>(A)</w:t>
+      </w:r>
+      <w:r>
+        <w:rPr>
+          <w:rFonts w:ascii="Times New Roman" w:hAnsi="Times New Roman" w:cs="Times New Roman"/>
+          <w:b/>
+          <w:sz w:val="24"/>
+          <w:szCs w:val="24"/>
+        </w:rPr>
+        <w:t xml:space="preserve"> </w:t>
+      </w:r>
+      <w:r>
+        <w:rPr>
+          <w:rFonts w:ascii="Times New Roman" w:hAnsi="Times New Roman" w:cs="Times New Roman"/>
+          <w:b/>
+          <w:sz w:val="24"/>
+          <w:szCs w:val="24"/>
+        </w:rPr>
+        <w:t>Sherpas may be genetically better adapted than outsiders.</w:t>
+      </w:r>
+    </w:p>
+    <w:p>
+      <w:pPr>
+        <w:pStyle w:val="NoSpacing"/>
+        <w:ind w:left="426" w:hanging="426"/>
+        <w:jc w:val="both"/>
+        <w:rPr>
+          <w:rFonts w:ascii="Times New Roman" w:hAnsi="Times New Roman" w:cs="Times New Roman"/>
+          <w:sz w:val="24"/>
+          <w:szCs w:val="24"/>
+        </w:rPr>
+      </w:pPr>
+      <w:r>
+        <w:rPr>
+          <w:rFonts w:ascii="Times New Roman" w:hAnsi="Times New Roman" w:cs="Times New Roman"/>
+          <w:sz w:val="24"/>
+          <w:szCs w:val="24"/>
+        </w:rPr>
+        <w:t>(B)</w:t>
+      </w:r>
+      <w:r>
+        <w:rPr>
+          <w:rFonts w:ascii="Times New Roman" w:hAnsi="Times New Roman" w:cs="Times New Roman"/>
+          <w:sz w:val="24"/>
+          <w:szCs w:val="24"/>
+        </w:rPr>
+        <w:t xml:space="preserve"> </w:t>
+      </w:r>
+      <w:r>
+        <w:rPr>
+          <w:rFonts w:ascii="Times New Roman" w:hAnsi="Times New Roman" w:cs="Times New Roman"/>
+          <w:sz w:val="24"/>
+          <w:szCs w:val="24"/>
+        </w:rPr>
+        <w:t>The Sherpas may have created special clothing to help them stay warm in such frigid conditions.</w:t>
+      </w:r>
+    </w:p>
+    <w:p>
+      <w:pPr>
+        <w:pStyle w:val="NoSpacing"/>
+        <w:ind w:left="426" w:hanging="426"/>
+        <w:rPr>
+          <w:rFonts w:ascii="Times New Roman" w:hAnsi="Times New Roman" w:cs="Times New Roman"/>
+          <w:sz w:val="24"/>
+          <w:szCs w:val="24"/>
+        </w:rPr>
+      </w:pPr>
+      <w:r>
+        <w:rPr>
+          <w:rFonts w:ascii="Times New Roman" w:hAnsi="Times New Roman" w:cs="Times New Roman"/>
+          <w:sz w:val="24"/>
+          <w:szCs w:val="24"/>
+        </w:rPr>
+        <w:t>(C)</w:t>
+      </w:r>
+      <w:r>
+        <w:rPr>
+          <w:rFonts w:ascii="Times New Roman" w:hAnsi="Times New Roman" w:cs="Times New Roman"/>
+          <w:sz w:val="24"/>
+          <w:szCs w:val="24"/>
+        </w:rPr>
+        <w:t xml:space="preserve"> </w:t>
+      </w:r>
+      <w:r>
+        <w:rPr>
+          <w:rFonts w:ascii="Times New Roman" w:hAnsi="Times New Roman" w:cs="Times New Roman"/>
+          <w:sz w:val="24"/>
+          <w:szCs w:val="24"/>
+        </w:rPr>
+        <w:t>The British may have helped Sherpas develop the strength needed for high-altitude mountaineering.</w:t>
+      </w:r>
+    </w:p>
+    <w:p>
+      <w:pPr>
+        <w:pStyle w:val="NoSpacing"/>
+        <w:ind w:left="426" w:hanging="426"/>
+        <w:jc w:val="both"/>
+        <w:rPr>
+          <w:rFonts w:ascii="Times New Roman" w:hAnsi="Times New Roman" w:cs="Times New Roman"/>
+          <w:sz w:val="24"/>
+          <w:szCs w:val="24"/>
+        </w:rPr>
+      </w:pPr>
+      <w:r>
+        <w:rPr>
+          <w:rFonts w:ascii="Times New Roman" w:hAnsi="Times New Roman" w:cs="Times New Roman"/>
+          <w:sz w:val="24"/>
+          <w:szCs w:val="24"/>
+        </w:rPr>
+        <w:t>(D)</w:t>
+      </w:r>
+      <w:r>
+        <w:rPr>
+          <w:rFonts w:ascii="Times New Roman" w:hAnsi="Times New Roman" w:cs="Times New Roman"/>
+          <w:sz w:val="24"/>
+          <w:szCs w:val="24"/>
+        </w:rPr>
+        <w:t xml:space="preserve"> </w:t>
+      </w:r>
+      <w:r>
+        <w:rPr>
+          <w:rFonts w:ascii="Times New Roman" w:hAnsi="Times New Roman" w:cs="Times New Roman"/>
+          <w:sz w:val="24"/>
+          <w:szCs w:val="24"/>
+        </w:rPr>
+        <w:t>Sherpas may have difficulty adapting to life at lower altitudes.</w:t>
+      </w:r>
+    </w:p>
+    <w:p>
+      <w:pPr>
+        <w:pStyle w:val="NoSpacing"/>
+        <w:jc w:val="both"/>
+        <w:rPr>
+          <w:rFonts w:ascii="Times New Roman" w:hAnsi="Times New Roman" w:cs="Times New Roman"/>
+          <w:sz w:val="24"/>
+          <w:szCs w:val="24"/>
+        </w:rPr>
+      </w:pPr>
+    </w:p>
+    <w:p>
+      <w:pPr>
+        <w:pStyle w:val="NoSpacing"/>
+        <w:jc w:val="both"/>
+        <w:rPr>
+          <w:rFonts w:ascii="Times New Roman" w:hAnsi="Times New Roman" w:cs="Times New Roman"/>
+          <w:sz w:val="24"/>
+          <w:szCs w:val="24"/>
+        </w:rPr>
+      </w:pPr>
+      <w:r>
+        <w:rPr>
+          <w:rFonts w:ascii="Times New Roman" w:hAnsi="Times New Roman" w:cs="Times New Roman"/>
+          <w:sz w:val="24"/>
+          <w:szCs w:val="24"/>
+        </w:rPr>
+        <w:t>33</w:t>
       </w:r>
       <w:r>
         <w:rPr>
@@ -6810,7 +6798,198 @@
           <w:sz w:val="24"/>
           <w:szCs w:val="24"/>
         </w:rPr>
-        <w:t>According to Paragraph 2, all of the following describes Sherpas EXCEPT:</w:t>
+        <w:t>Which of the following best paraphrases the highlighted sentence in Paragraph 3?</w:t>
+      </w:r>
+    </w:p>
+    <w:p>
+      <w:pPr>
+        <w:pStyle w:val="NoSpacing"/>
+        <w:ind w:left="426" w:hanging="426"/>
+        <w:jc w:val="both"/>
+        <w:rPr>
+          <w:rFonts w:ascii="Times New Roman" w:hAnsi="Times New Roman" w:cs="Times New Roman"/>
+          <w:sz w:val="24"/>
+          <w:szCs w:val="24"/>
+        </w:rPr>
+      </w:pPr>
+      <w:r>
+        <w:rPr>
+          <w:rFonts w:ascii="Times New Roman" w:hAnsi="Times New Roman" w:cs="Times New Roman"/>
+          <w:sz w:val="24"/>
+          <w:szCs w:val="24"/>
+        </w:rPr>
+        <w:t>(A)</w:t>
+      </w:r>
+      <w:r>
+        <w:rPr>
+          <w:rFonts w:ascii="Times New Roman" w:hAnsi="Times New Roman" w:cs="Times New Roman"/>
+          <w:sz w:val="24"/>
+          <w:szCs w:val="24"/>
+        </w:rPr>
+        <w:t xml:space="preserve"> </w:t>
+      </w:r>
+      <w:r>
+        <w:rPr>
+          <w:rFonts w:ascii="Times New Roman" w:hAnsi="Times New Roman" w:cs="Times New Roman"/>
+          <w:sz w:val="24"/>
+          <w:szCs w:val="24"/>
+        </w:rPr>
+        <w:t>In 1952, Tenzing was a part of an expedition of two Swiss groups that reached the highest elevation.</w:t>
+      </w:r>
+    </w:p>
+    <w:p>
+      <w:pPr>
+        <w:pStyle w:val="NoSpacing"/>
+        <w:ind w:left="426" w:hanging="426"/>
+        <w:jc w:val="both"/>
+        <w:rPr>
+          <w:rFonts w:ascii="Times New Roman" w:hAnsi="Times New Roman" w:cs="Times New Roman"/>
+          <w:sz w:val="24"/>
+          <w:szCs w:val="24"/>
+        </w:rPr>
+      </w:pPr>
+      <w:r>
+        <w:rPr>
+          <w:rFonts w:ascii="Times New Roman" w:hAnsi="Times New Roman" w:cs="Times New Roman"/>
+          <w:sz w:val="24"/>
+          <w:szCs w:val="24"/>
+        </w:rPr>
+        <w:t>(B)</w:t>
+      </w:r>
+      <w:r>
+        <w:rPr>
+          <w:rFonts w:ascii="Times New Roman" w:hAnsi="Times New Roman" w:cs="Times New Roman"/>
+          <w:sz w:val="24"/>
+          <w:szCs w:val="24"/>
+        </w:rPr>
+        <w:t xml:space="preserve"> </w:t>
+      </w:r>
+      <w:r>
+        <w:rPr>
+          <w:rFonts w:ascii="Times New Roman" w:hAnsi="Times New Roman" w:cs="Times New Roman"/>
+          <w:sz w:val="24"/>
+          <w:szCs w:val="24"/>
+        </w:rPr>
+        <w:t>In 1952, Tenzing was successful in ascending the southern peak of Everest through a new passage discovered by Swiss climbers.</w:t>
+      </w:r>
+    </w:p>
+    <w:p>
+      <w:pPr>
+        <w:pStyle w:val="NoSpacing"/>
+        <w:ind w:left="426" w:hanging="426"/>
+        <w:jc w:val="both"/>
+        <w:rPr>
+          <w:rFonts w:ascii="Times New Roman" w:hAnsi="Times New Roman" w:cs="Times New Roman"/>
+          <w:b/>
+          <w:sz w:val="24"/>
+          <w:szCs w:val="24"/>
+        </w:rPr>
+      </w:pPr>
+      <w:r>
+        <w:rPr>
+          <w:rFonts w:ascii="Times New Roman" w:hAnsi="Times New Roman" w:cs="Times New Roman"/>
+          <w:b/>
+          <w:sz w:val="24"/>
+          <w:szCs w:val="24"/>
+        </w:rPr>
+        <w:t>(C)</w:t>
+      </w:r>
+      <w:r>
+        <w:rPr>
+          <w:rFonts w:ascii="Times New Roman" w:hAnsi="Times New Roman" w:cs="Times New Roman"/>
+          <w:b/>
+          <w:sz w:val="24"/>
+          <w:szCs w:val="24"/>
+        </w:rPr>
+        <w:t xml:space="preserve"> </w:t>
+      </w:r>
+      <w:r>
+        <w:rPr>
+          <w:rFonts w:ascii="Times New Roman" w:hAnsi="Times New Roman" w:cs="Times New Roman"/>
+          <w:b/>
+          <w:sz w:val="24"/>
+          <w:szCs w:val="24"/>
+        </w:rPr>
+        <w:t>In 1952, Tenzing was part of two Swiss climbing teams that created a southern course to Everest from Nepal.</w:t>
+      </w:r>
+    </w:p>
+    <w:p>
+      <w:pPr>
+        <w:pStyle w:val="NoSpacing"/>
+        <w:ind w:left="426" w:hanging="426"/>
+        <w:jc w:val="both"/>
+        <w:rPr>
+          <w:rFonts w:ascii="Times New Roman" w:hAnsi="Times New Roman" w:cs="Times New Roman"/>
+          <w:sz w:val="24"/>
+          <w:szCs w:val="24"/>
+        </w:rPr>
+      </w:pPr>
+      <w:r>
+        <w:rPr>
+          <w:rFonts w:ascii="Times New Roman" w:hAnsi="Times New Roman" w:cs="Times New Roman"/>
+          <w:sz w:val="24"/>
+          <w:szCs w:val="24"/>
+        </w:rPr>
+        <w:t>(D)</w:t>
+      </w:r>
+      <w:r>
+        <w:rPr>
+          <w:rFonts w:ascii="Times New Roman" w:hAnsi="Times New Roman" w:cs="Times New Roman"/>
+          <w:sz w:val="24"/>
+          <w:szCs w:val="24"/>
+        </w:rPr>
+        <w:t xml:space="preserve"> </w:t>
+      </w:r>
+      <w:r>
+        <w:rPr>
+          <w:rFonts w:ascii="Times New Roman" w:hAnsi="Times New Roman" w:cs="Times New Roman"/>
+          <w:sz w:val="24"/>
+          <w:szCs w:val="24"/>
+        </w:rPr>
+        <w:t>In 1952, Tenzing became a full British team member and ascended the highest point at that time in the southern Himalayas.</w:t>
+      </w:r>
+    </w:p>
+    <w:p>
+      <w:pPr>
+        <w:pStyle w:val="NoSpacing"/>
+        <w:jc w:val="both"/>
+        <w:rPr>
+          <w:rFonts w:ascii="Times New Roman" w:hAnsi="Times New Roman" w:cs="Times New Roman"/>
+          <w:sz w:val="24"/>
+          <w:szCs w:val="24"/>
+        </w:rPr>
+      </w:pPr>
+      <w:r>
+        <w:rPr>
+          <w:rFonts w:ascii="Times New Roman" w:hAnsi="Times New Roman" w:cs="Times New Roman"/>
+          <w:sz w:val="24"/>
+          <w:szCs w:val="24"/>
+        </w:rPr>
+        <w:t>34</w:t>
+      </w:r>
+      <w:r>
+        <w:rPr>
+          <w:rFonts w:ascii="Times New Roman" w:hAnsi="Times New Roman" w:cs="Times New Roman"/>
+          <w:sz w:val="24"/>
+          <w:szCs w:val="24"/>
+        </w:rPr>
+        <w:t>.</w:t>
+      </w:r>
+      <w:r>
+        <w:rPr>
+          <w:rFonts w:ascii="Times New Roman" w:hAnsi="Times New Roman" w:cs="Times New Roman"/>
+          <w:sz w:val="24"/>
+          <w:szCs w:val="24"/>
+        </w:rPr>
+        <w:t xml:space="preserve"> </w:t>
+      </w:r>
+      <w:r>
+        <w:rPr>
+          <w:rFonts w:ascii="Times New Roman" w:hAnsi="Times New Roman" w:cs="Times New Roman"/>
+          <w:sz w:val="24"/>
+          <w:szCs w:val="24"/>
+        </w:rPr>
+        <w:t>In Paragraph 4, the author’s primary purpose is to</w:t>
       </w:r>
       <w:r>
         <w:rPr>
@@ -6853,22 +7032,24 @@
           <w:sz w:val="24"/>
           <w:szCs w:val="24"/>
         </w:rPr>
-        <w:t>They are famous for their climbing aptitude in high elevations.</w:t>
-      </w:r>
-    </w:p>
-    <w:p>
-      <w:pPr>
-        <w:pStyle w:val="NoSpacing"/>
-        <w:jc w:val="both"/>
-        <w:rPr>
-          <w:rFonts w:ascii="Times New Roman" w:hAnsi="Times New Roman" w:cs="Times New Roman"/>
-          <w:sz w:val="24"/>
-          <w:szCs w:val="24"/>
-        </w:rPr>
-      </w:pPr>
-      <w:r>
-        <w:rPr>
-          <w:rFonts w:ascii="Times New Roman" w:hAnsi="Times New Roman" w:cs="Times New Roman"/>
+        <w:t>provide further description of the dangerous route to the summit of Everest</w:t>
+      </w:r>
+    </w:p>
+    <w:p>
+      <w:pPr>
+        <w:pStyle w:val="NoSpacing"/>
+        <w:jc w:val="both"/>
+        <w:rPr>
+          <w:rFonts w:ascii="Times New Roman" w:hAnsi="Times New Roman" w:cs="Times New Roman"/>
+          <w:b/>
+          <w:sz w:val="24"/>
+          <w:szCs w:val="24"/>
+        </w:rPr>
+      </w:pPr>
+      <w:r>
+        <w:rPr>
+          <w:rFonts w:ascii="Times New Roman" w:hAnsi="Times New Roman" w:cs="Times New Roman"/>
+          <w:b/>
           <w:sz w:val="24"/>
           <w:szCs w:val="24"/>
         </w:rPr>
@@ -6877,6 +7058,7 @@
       <w:r>
         <w:rPr>
           <w:rFonts w:ascii="Times New Roman" w:hAnsi="Times New Roman" w:cs="Times New Roman"/>
+          <w:b/>
           <w:sz w:val="24"/>
           <w:szCs w:val="24"/>
         </w:rPr>
@@ -6885,27 +7067,26 @@
       <w:r>
         <w:rPr>
           <w:rFonts w:ascii="Times New Roman" w:hAnsi="Times New Roman" w:cs="Times New Roman"/>
-          <w:sz w:val="24"/>
-          <w:szCs w:val="24"/>
-        </w:rPr>
-        <w:t>They have the ability to endure extremes of cold.</w:t>
-      </w:r>
-    </w:p>
-    <w:p>
-      <w:pPr>
-        <w:pStyle w:val="NoSpacing"/>
-        <w:jc w:val="both"/>
-        <w:rPr>
-          <w:rFonts w:ascii="Times New Roman" w:hAnsi="Times New Roman" w:cs="Times New Roman"/>
-          <w:b/>
-          <w:sz w:val="24"/>
-          <w:szCs w:val="24"/>
-        </w:rPr>
-      </w:pPr>
-      <w:r>
-        <w:rPr>
-          <w:rFonts w:ascii="Times New Roman" w:hAnsi="Times New Roman" w:cs="Times New Roman"/>
-          <w:b/>
+          <w:b/>
+          <w:sz w:val="24"/>
+          <w:szCs w:val="24"/>
+        </w:rPr>
+        <w:t>show why Hillary chose Tenzing as his mountaineering partner</w:t>
+      </w:r>
+    </w:p>
+    <w:p>
+      <w:pPr>
+        <w:pStyle w:val="NoSpacing"/>
+        <w:jc w:val="both"/>
+        <w:rPr>
+          <w:rFonts w:ascii="Times New Roman" w:hAnsi="Times New Roman" w:cs="Times New Roman"/>
+          <w:sz w:val="24"/>
+          <w:szCs w:val="24"/>
+        </w:rPr>
+      </w:pPr>
+      <w:r>
+        <w:rPr>
+          <w:rFonts w:ascii="Times New Roman" w:hAnsi="Times New Roman" w:cs="Times New Roman"/>
           <w:sz w:val="24"/>
           <w:szCs w:val="24"/>
         </w:rPr>
@@ -6914,7 +7095,6 @@
       <w:r>
         <w:rPr>
           <w:rFonts w:ascii="Times New Roman" w:hAnsi="Times New Roman" w:cs="Times New Roman"/>
-          <w:b/>
           <w:sz w:val="24"/>
           <w:szCs w:val="24"/>
         </w:rPr>
@@ -6923,713 +7103,10 @@
       <w:r>
         <w:rPr>
           <w:rFonts w:ascii="Times New Roman" w:hAnsi="Times New Roman" w:cs="Times New Roman"/>
-          <w:b/>
-          <w:sz w:val="24"/>
-          <w:szCs w:val="24"/>
-        </w:rPr>
-        <w:t>They have been known as expert mountaineers since the 19th century.</w:t>
-      </w:r>
-    </w:p>
-    <w:p>
-      <w:pPr>
-        <w:pStyle w:val="NoSpacing"/>
-        <w:jc w:val="both"/>
-        <w:rPr>
-          <w:rFonts w:ascii="Times New Roman" w:hAnsi="Times New Roman" w:cs="Times New Roman"/>
-          <w:sz w:val="24"/>
-          <w:szCs w:val="24"/>
-        </w:rPr>
-      </w:pPr>
-      <w:r>
-        <w:rPr>
-          <w:rFonts w:ascii="Times New Roman" w:hAnsi="Times New Roman" w:cs="Times New Roman"/>
-          <w:sz w:val="24"/>
-          <w:szCs w:val="24"/>
-        </w:rPr>
-        <w:t>(D)</w:t>
-      </w:r>
-      <w:r>
-        <w:rPr>
-          <w:rFonts w:ascii="Times New Roman" w:hAnsi="Times New Roman" w:cs="Times New Roman"/>
-          <w:sz w:val="24"/>
-          <w:szCs w:val="24"/>
-        </w:rPr>
-        <w:t xml:space="preserve"> </w:t>
-      </w:r>
-      <w:r>
-        <w:rPr>
-          <w:rFonts w:ascii="Times New Roman" w:hAnsi="Times New Roman" w:cs="Times New Roman"/>
-          <w:sz w:val="24"/>
-          <w:szCs w:val="24"/>
-        </w:rPr>
-        <w:t>They live in the border region where two countries meet.</w:t>
-      </w:r>
-    </w:p>
-    <w:p>
-      <w:pPr>
-        <w:pStyle w:val="NoSpacing"/>
-        <w:jc w:val="both"/>
-        <w:rPr>
-          <w:rFonts w:ascii="Times New Roman" w:hAnsi="Times New Roman" w:cs="Times New Roman"/>
-          <w:sz w:val="24"/>
-          <w:szCs w:val="24"/>
-        </w:rPr>
-      </w:pPr>
-    </w:p>
-    <w:p>
-      <w:pPr>
-        <w:pStyle w:val="NoSpacing"/>
-        <w:jc w:val="both"/>
-        <w:rPr>
-          <w:rFonts w:ascii="Times New Roman" w:hAnsi="Times New Roman" w:cs="Times New Roman"/>
-          <w:sz w:val="24"/>
-          <w:szCs w:val="24"/>
-        </w:rPr>
-      </w:pPr>
-      <w:r>
-        <w:rPr>
-          <w:rFonts w:ascii="Times New Roman" w:hAnsi="Times New Roman" w:cs="Times New Roman"/>
-          <w:sz w:val="24"/>
-          <w:szCs w:val="24"/>
-        </w:rPr>
-        <w:t>32</w:t>
-      </w:r>
-      <w:r>
-        <w:rPr>
-          <w:rFonts w:ascii="Times New Roman" w:hAnsi="Times New Roman" w:cs="Times New Roman"/>
-          <w:sz w:val="24"/>
-          <w:szCs w:val="24"/>
-        </w:rPr>
-        <w:t xml:space="preserve">. </w:t>
-      </w:r>
-      <w:r>
-        <w:rPr>
-          <w:rFonts w:ascii="Times New Roman" w:hAnsi="Times New Roman" w:cs="Times New Roman"/>
-          <w:sz w:val="24"/>
-          <w:szCs w:val="24"/>
-        </w:rPr>
-        <w:t>In Paragraph 2, what can be inferred about the Sherpas’ mountaineering capabilities?</w:t>
-      </w:r>
-    </w:p>
-    <w:p>
-      <w:pPr>
-        <w:pStyle w:val="NoSpacing"/>
-        <w:ind w:left="426" w:hanging="426"/>
-        <w:jc w:val="both"/>
-        <w:rPr>
-          <w:rFonts w:ascii="Times New Roman" w:hAnsi="Times New Roman" w:cs="Times New Roman"/>
-          <w:b/>
-          <w:sz w:val="24"/>
-          <w:szCs w:val="24"/>
-        </w:rPr>
-      </w:pPr>
-      <w:r>
-        <w:rPr>
-          <w:rFonts w:ascii="Times New Roman" w:hAnsi="Times New Roman" w:cs="Times New Roman"/>
-          <w:b/>
-          <w:sz w:val="24"/>
-          <w:szCs w:val="24"/>
-        </w:rPr>
-        <w:t>(A)</w:t>
-      </w:r>
-      <w:r>
-        <w:rPr>
-          <w:rFonts w:ascii="Times New Roman" w:hAnsi="Times New Roman" w:cs="Times New Roman"/>
-          <w:b/>
-          <w:sz w:val="24"/>
-          <w:szCs w:val="24"/>
-        </w:rPr>
-        <w:t xml:space="preserve"> </w:t>
-      </w:r>
-      <w:r>
-        <w:rPr>
-          <w:rFonts w:ascii="Times New Roman" w:hAnsi="Times New Roman" w:cs="Times New Roman"/>
-          <w:b/>
-          <w:sz w:val="24"/>
-          <w:szCs w:val="24"/>
-        </w:rPr>
-        <w:t>Sherpas may be genetically better adapted than outsiders.</w:t>
-      </w:r>
-    </w:p>
-    <w:p>
-      <w:pPr>
-        <w:pStyle w:val="NoSpacing"/>
-        <w:ind w:left="426" w:hanging="426"/>
-        <w:jc w:val="both"/>
-        <w:rPr>
-          <w:rFonts w:ascii="Times New Roman" w:hAnsi="Times New Roman" w:cs="Times New Roman"/>
-          <w:sz w:val="24"/>
-          <w:szCs w:val="24"/>
-        </w:rPr>
-      </w:pPr>
-      <w:r>
-        <w:rPr>
-          <w:rFonts w:ascii="Times New Roman" w:hAnsi="Times New Roman" w:cs="Times New Roman"/>
-          <w:sz w:val="24"/>
-          <w:szCs w:val="24"/>
-        </w:rPr>
-        <w:t>(B)</w:t>
-      </w:r>
-      <w:r>
-        <w:rPr>
-          <w:rFonts w:ascii="Times New Roman" w:hAnsi="Times New Roman" w:cs="Times New Roman"/>
-          <w:sz w:val="24"/>
-          <w:szCs w:val="24"/>
-        </w:rPr>
-        <w:t xml:space="preserve"> </w:t>
-      </w:r>
-      <w:r>
-        <w:rPr>
-          <w:rFonts w:ascii="Times New Roman" w:hAnsi="Times New Roman" w:cs="Times New Roman"/>
-          <w:sz w:val="24"/>
-          <w:szCs w:val="24"/>
-        </w:rPr>
-        <w:t>The Sherpas may have created special clothing to help them stay warm in such frigid conditions.</w:t>
-      </w:r>
-    </w:p>
-    <w:p>
-      <w:pPr>
-        <w:pStyle w:val="NoSpacing"/>
-        <w:ind w:left="426" w:hanging="426"/>
-        <w:rPr>
-          <w:rFonts w:ascii="Times New Roman" w:hAnsi="Times New Roman" w:cs="Times New Roman"/>
-          <w:sz w:val="24"/>
-          <w:szCs w:val="24"/>
-        </w:rPr>
-      </w:pPr>
-      <w:r>
-        <w:rPr>
-          <w:rFonts w:ascii="Times New Roman" w:hAnsi="Times New Roman" w:cs="Times New Roman"/>
-          <w:sz w:val="24"/>
-          <w:szCs w:val="24"/>
-        </w:rPr>
-        <w:t>(C)</w:t>
-      </w:r>
-      <w:r>
-        <w:rPr>
-          <w:rFonts w:ascii="Times New Roman" w:hAnsi="Times New Roman" w:cs="Times New Roman"/>
-          <w:sz w:val="24"/>
-          <w:szCs w:val="24"/>
-        </w:rPr>
-        <w:t xml:space="preserve"> </w:t>
-      </w:r>
-      <w:r>
-        <w:rPr>
-          <w:rFonts w:ascii="Times New Roman" w:hAnsi="Times New Roman" w:cs="Times New Roman"/>
-          <w:sz w:val="24"/>
-          <w:szCs w:val="24"/>
-        </w:rPr>
-        <w:t>The British may have helped Sherpas develop the strength needed for high-altitude mountaineering.</w:t>
-      </w:r>
-    </w:p>
-    <w:p>
-      <w:pPr>
-        <w:pStyle w:val="NoSpacing"/>
-        <w:ind w:left="426" w:hanging="426"/>
-        <w:jc w:val="both"/>
-        <w:rPr>
-          <w:rFonts w:ascii="Times New Roman" w:hAnsi="Times New Roman" w:cs="Times New Roman"/>
-          <w:sz w:val="24"/>
-          <w:szCs w:val="24"/>
-        </w:rPr>
-      </w:pPr>
-      <w:r>
-        <w:rPr>
-          <w:rFonts w:ascii="Times New Roman" w:hAnsi="Times New Roman" w:cs="Times New Roman"/>
-          <w:sz w:val="24"/>
-          <w:szCs w:val="24"/>
-        </w:rPr>
-        <w:t>(D)</w:t>
-      </w:r>
-      <w:r>
-        <w:rPr>
-          <w:rFonts w:ascii="Times New Roman" w:hAnsi="Times New Roman" w:cs="Times New Roman"/>
-          <w:sz w:val="24"/>
-          <w:szCs w:val="24"/>
-        </w:rPr>
-        <w:t xml:space="preserve"> </w:t>
-      </w:r>
-      <w:r>
-        <w:rPr>
-          <w:rFonts w:ascii="Times New Roman" w:hAnsi="Times New Roman" w:cs="Times New Roman"/>
-          <w:sz w:val="24"/>
-          <w:szCs w:val="24"/>
-        </w:rPr>
-        <w:t>Sherpas may have difficulty adapting to life at lower altitudes.</w:t>
-      </w:r>
-    </w:p>
-    <w:p>
-      <w:pPr>
-        <w:pStyle w:val="NoSpacing"/>
-        <w:jc w:val="both"/>
-        <w:rPr>
-          <w:rFonts w:ascii="Times New Roman" w:hAnsi="Times New Roman" w:cs="Times New Roman"/>
-          <w:sz w:val="24"/>
-          <w:szCs w:val="24"/>
-        </w:rPr>
-      </w:pPr>
-    </w:p>
-    <w:p>
-      <w:pPr>
-        <w:pStyle w:val="NoSpacing"/>
-        <w:jc w:val="both"/>
-        <w:rPr>
-          <w:rFonts w:ascii="Times New Roman" w:hAnsi="Times New Roman" w:cs="Times New Roman"/>
-          <w:sz w:val="24"/>
-          <w:szCs w:val="24"/>
-        </w:rPr>
-      </w:pPr>
-      <w:r>
-        <w:rPr>
-          <w:rFonts w:ascii="Times New Roman" w:hAnsi="Times New Roman" w:cs="Times New Roman"/>
-          <w:sz w:val="24"/>
-          <w:szCs w:val="24"/>
-        </w:rPr>
-        <w:t>33</w:t>
-      </w:r>
-      <w:r>
-        <w:rPr>
-          <w:rFonts w:ascii="Times New Roman" w:hAnsi="Times New Roman" w:cs="Times New Roman"/>
-          <w:sz w:val="24"/>
-          <w:szCs w:val="24"/>
-        </w:rPr>
-        <w:t>.</w:t>
-      </w:r>
-      <w:r>
-        <w:rPr>
-          <w:rFonts w:ascii="Times New Roman" w:hAnsi="Times New Roman" w:cs="Times New Roman"/>
-          <w:sz w:val="24"/>
-          <w:szCs w:val="24"/>
-        </w:rPr>
-        <w:t xml:space="preserve"> </w:t>
-      </w:r>
-      <w:r>
-        <w:rPr>
-          <w:rFonts w:ascii="Times New Roman" w:hAnsi="Times New Roman" w:cs="Times New Roman"/>
-          <w:sz w:val="24"/>
-          <w:szCs w:val="24"/>
-        </w:rPr>
-        <w:t>Which of the following best paraphrases the highlighted sentence in Paragraph 3?</w:t>
-      </w:r>
-    </w:p>
-    <w:p>
-      <w:pPr>
-        <w:pStyle w:val="NoSpacing"/>
-        <w:ind w:left="426" w:hanging="426"/>
-        <w:jc w:val="both"/>
-        <w:rPr>
-          <w:rFonts w:ascii="Times New Roman" w:hAnsi="Times New Roman" w:cs="Times New Roman"/>
-          <w:sz w:val="24"/>
-          <w:szCs w:val="24"/>
-        </w:rPr>
-      </w:pPr>
-      <w:r>
-        <w:rPr>
-          <w:rFonts w:ascii="Times New Roman" w:hAnsi="Times New Roman" w:cs="Times New Roman"/>
-          <w:sz w:val="24"/>
-          <w:szCs w:val="24"/>
-        </w:rPr>
-        <w:t>(A)</w:t>
-      </w:r>
-      <w:r>
-        <w:rPr>
-          <w:rFonts w:ascii="Times New Roman" w:hAnsi="Times New Roman" w:cs="Times New Roman"/>
-          <w:sz w:val="24"/>
-          <w:szCs w:val="24"/>
-        </w:rPr>
-        <w:t xml:space="preserve"> </w:t>
-      </w:r>
-      <w:r>
-        <w:rPr>
-          <w:rFonts w:ascii="Times New Roman" w:hAnsi="Times New Roman" w:cs="Times New Roman"/>
-          <w:sz w:val="24"/>
-          <w:szCs w:val="24"/>
-        </w:rPr>
-        <w:t xml:space="preserve">In 1952, </w:t>
-      </w:r>
-      <w:proofErr w:type="spellStart"/>
-      <w:r>
-        <w:rPr>
-          <w:rFonts w:ascii="Times New Roman" w:hAnsi="Times New Roman" w:cs="Times New Roman"/>
-          <w:sz w:val="24"/>
-          <w:szCs w:val="24"/>
-        </w:rPr>
-        <w:t>Tenzing</w:t>
-      </w:r>
-      <w:proofErr w:type="spellEnd"/>
-      <w:r>
-        <w:rPr>
-          <w:rFonts w:ascii="Times New Roman" w:hAnsi="Times New Roman" w:cs="Times New Roman"/>
-          <w:sz w:val="24"/>
-          <w:szCs w:val="24"/>
-        </w:rPr>
-        <w:t xml:space="preserve"> was a part of an expedition of two Swiss groups that reached the highest elevation.</w:t>
-      </w:r>
-    </w:p>
-    <w:p>
-      <w:pPr>
-        <w:pStyle w:val="NoSpacing"/>
-        <w:ind w:left="426" w:hanging="426"/>
-        <w:jc w:val="both"/>
-        <w:rPr>
-          <w:rFonts w:ascii="Times New Roman" w:hAnsi="Times New Roman" w:cs="Times New Roman"/>
-          <w:sz w:val="24"/>
-          <w:szCs w:val="24"/>
-        </w:rPr>
-      </w:pPr>
-      <w:r>
-        <w:rPr>
-          <w:rFonts w:ascii="Times New Roman" w:hAnsi="Times New Roman" w:cs="Times New Roman"/>
-          <w:sz w:val="24"/>
-          <w:szCs w:val="24"/>
-        </w:rPr>
-        <w:t>(B)</w:t>
-      </w:r>
-      <w:r>
-        <w:rPr>
-          <w:rFonts w:ascii="Times New Roman" w:hAnsi="Times New Roman" w:cs="Times New Roman"/>
-          <w:sz w:val="24"/>
-          <w:szCs w:val="24"/>
-        </w:rPr>
-        <w:t xml:space="preserve"> </w:t>
-      </w:r>
-      <w:r>
-        <w:rPr>
-          <w:rFonts w:ascii="Times New Roman" w:hAnsi="Times New Roman" w:cs="Times New Roman"/>
-          <w:sz w:val="24"/>
-          <w:szCs w:val="24"/>
-        </w:rPr>
-        <w:t xml:space="preserve">In 1952, </w:t>
-      </w:r>
-      <w:proofErr w:type="spellStart"/>
-      <w:r>
-        <w:rPr>
-          <w:rFonts w:ascii="Times New Roman" w:hAnsi="Times New Roman" w:cs="Times New Roman"/>
-          <w:sz w:val="24"/>
-          <w:szCs w:val="24"/>
-        </w:rPr>
-        <w:t>Tenzing</w:t>
-      </w:r>
-      <w:proofErr w:type="spellEnd"/>
-      <w:r>
-        <w:rPr>
-          <w:rFonts w:ascii="Times New Roman" w:hAnsi="Times New Roman" w:cs="Times New Roman"/>
-          <w:sz w:val="24"/>
-          <w:szCs w:val="24"/>
-        </w:rPr>
-        <w:t xml:space="preserve"> was successful in ascending the southern peak of Everest through a new passage discovered by Swiss climbers.</w:t>
-      </w:r>
-    </w:p>
-    <w:p>
-      <w:pPr>
-        <w:pStyle w:val="NoSpacing"/>
-        <w:ind w:left="426" w:hanging="426"/>
-        <w:jc w:val="both"/>
-        <w:rPr>
-          <w:rFonts w:ascii="Times New Roman" w:hAnsi="Times New Roman" w:cs="Times New Roman"/>
-          <w:b/>
-          <w:sz w:val="24"/>
-          <w:szCs w:val="24"/>
-        </w:rPr>
-      </w:pPr>
-      <w:r>
-        <w:rPr>
-          <w:rFonts w:ascii="Times New Roman" w:hAnsi="Times New Roman" w:cs="Times New Roman"/>
-          <w:b/>
-          <w:sz w:val="24"/>
-          <w:szCs w:val="24"/>
-        </w:rPr>
-        <w:t>(C)</w:t>
-      </w:r>
-      <w:r>
-        <w:rPr>
-          <w:rFonts w:ascii="Times New Roman" w:hAnsi="Times New Roman" w:cs="Times New Roman"/>
-          <w:b/>
-          <w:sz w:val="24"/>
-          <w:szCs w:val="24"/>
-        </w:rPr>
-        <w:t xml:space="preserve"> </w:t>
-      </w:r>
-      <w:r>
-        <w:rPr>
-          <w:rFonts w:ascii="Times New Roman" w:hAnsi="Times New Roman" w:cs="Times New Roman"/>
-          <w:b/>
-          <w:sz w:val="24"/>
-          <w:szCs w:val="24"/>
-        </w:rPr>
-        <w:t xml:space="preserve">In 1952, </w:t>
-      </w:r>
-      <w:proofErr w:type="spellStart"/>
-      <w:r>
-        <w:rPr>
-          <w:rFonts w:ascii="Times New Roman" w:hAnsi="Times New Roman" w:cs="Times New Roman"/>
-          <w:b/>
-          <w:sz w:val="24"/>
-          <w:szCs w:val="24"/>
-        </w:rPr>
-        <w:t>Tenzing</w:t>
-      </w:r>
-      <w:proofErr w:type="spellEnd"/>
-      <w:r>
-        <w:rPr>
-          <w:rFonts w:ascii="Times New Roman" w:hAnsi="Times New Roman" w:cs="Times New Roman"/>
-          <w:b/>
-          <w:sz w:val="24"/>
-          <w:szCs w:val="24"/>
-        </w:rPr>
-        <w:t xml:space="preserve"> was part of two Swiss climbing teams that created a southern course to Everest from Nepal.</w:t>
-      </w:r>
-    </w:p>
-    <w:p>
-      <w:pPr>
-        <w:pStyle w:val="NoSpacing"/>
-        <w:ind w:left="426" w:hanging="426"/>
-        <w:jc w:val="both"/>
-        <w:rPr>
-          <w:rFonts w:ascii="Times New Roman" w:hAnsi="Times New Roman" w:cs="Times New Roman"/>
-          <w:sz w:val="24"/>
-          <w:szCs w:val="24"/>
-        </w:rPr>
-      </w:pPr>
-      <w:r>
-        <w:rPr>
-          <w:rFonts w:ascii="Times New Roman" w:hAnsi="Times New Roman" w:cs="Times New Roman"/>
-          <w:sz w:val="24"/>
-          <w:szCs w:val="24"/>
-        </w:rPr>
-        <w:t>(D)</w:t>
-      </w:r>
-      <w:r>
-        <w:rPr>
-          <w:rFonts w:ascii="Times New Roman" w:hAnsi="Times New Roman" w:cs="Times New Roman"/>
-          <w:sz w:val="24"/>
-          <w:szCs w:val="24"/>
-        </w:rPr>
-        <w:t xml:space="preserve"> </w:t>
-      </w:r>
-      <w:r>
-        <w:rPr>
-          <w:rFonts w:ascii="Times New Roman" w:hAnsi="Times New Roman" w:cs="Times New Roman"/>
-          <w:sz w:val="24"/>
-          <w:szCs w:val="24"/>
-        </w:rPr>
-        <w:t xml:space="preserve">In 1952, </w:t>
-      </w:r>
-      <w:proofErr w:type="spellStart"/>
-      <w:r>
-        <w:rPr>
-          <w:rFonts w:ascii="Times New Roman" w:hAnsi="Times New Roman" w:cs="Times New Roman"/>
-          <w:sz w:val="24"/>
-          <w:szCs w:val="24"/>
-        </w:rPr>
-        <w:t>Tenzing</w:t>
-      </w:r>
-      <w:proofErr w:type="spellEnd"/>
-      <w:r>
-        <w:rPr>
-          <w:rFonts w:ascii="Times New Roman" w:hAnsi="Times New Roman" w:cs="Times New Roman"/>
-          <w:sz w:val="24"/>
-          <w:szCs w:val="24"/>
-        </w:rPr>
-        <w:t xml:space="preserve"> became a full British team member and ascended the highest point at that time in the southern Himalayas.</w:t>
-      </w:r>
-    </w:p>
-    <w:p>
-      <w:pPr>
-        <w:pStyle w:val="NoSpacing"/>
-        <w:jc w:val="both"/>
-        <w:rPr>
-          <w:rFonts w:ascii="Times New Roman" w:hAnsi="Times New Roman" w:cs="Times New Roman"/>
-          <w:sz w:val="24"/>
-          <w:szCs w:val="24"/>
-        </w:rPr>
-      </w:pPr>
-      <w:r>
-        <w:rPr>
-          <w:rFonts w:ascii="Times New Roman" w:hAnsi="Times New Roman" w:cs="Times New Roman"/>
-          <w:sz w:val="24"/>
-          <w:szCs w:val="24"/>
-        </w:rPr>
-        <w:t>34</w:t>
-      </w:r>
-      <w:r>
-        <w:rPr>
-          <w:rFonts w:ascii="Times New Roman" w:hAnsi="Times New Roman" w:cs="Times New Roman"/>
-          <w:sz w:val="24"/>
-          <w:szCs w:val="24"/>
-        </w:rPr>
-        <w:t>.</w:t>
-      </w:r>
-      <w:r>
-        <w:rPr>
-          <w:rFonts w:ascii="Times New Roman" w:hAnsi="Times New Roman" w:cs="Times New Roman"/>
-          <w:sz w:val="24"/>
-          <w:szCs w:val="24"/>
-        </w:rPr>
-        <w:t xml:space="preserve"> </w:t>
-      </w:r>
-      <w:r>
-        <w:rPr>
-          <w:rFonts w:ascii="Times New Roman" w:hAnsi="Times New Roman" w:cs="Times New Roman"/>
-          <w:sz w:val="24"/>
-          <w:szCs w:val="24"/>
-        </w:rPr>
-        <w:t>In Paragraph 4, the author’s primary purpose is to</w:t>
-      </w:r>
-      <w:r>
-        <w:rPr>
-          <w:rFonts w:ascii="Times New Roman" w:hAnsi="Times New Roman" w:cs="Times New Roman"/>
-          <w:sz w:val="24"/>
-          <w:szCs w:val="24"/>
-        </w:rPr>
-        <w:t xml:space="preserve"> ____.</w:t>
-      </w:r>
-    </w:p>
-    <w:p>
-      <w:pPr>
-        <w:pStyle w:val="NoSpacing"/>
-        <w:jc w:val="both"/>
-        <w:rPr>
-          <w:rFonts w:ascii="Times New Roman" w:hAnsi="Times New Roman" w:cs="Times New Roman"/>
-          <w:sz w:val="24"/>
-          <w:szCs w:val="24"/>
-        </w:rPr>
-      </w:pPr>
-      <w:r>
-        <w:rPr>
-          <w:rFonts w:ascii="Times New Roman" w:hAnsi="Times New Roman" w:cs="Times New Roman"/>
-          <w:sz w:val="24"/>
-          <w:szCs w:val="24"/>
-        </w:rPr>
-        <w:t>(A)</w:t>
-      </w:r>
-      <w:r>
-        <w:rPr>
-          <w:rFonts w:ascii="Times New Roman" w:hAnsi="Times New Roman" w:cs="Times New Roman"/>
-          <w:sz w:val="24"/>
-          <w:szCs w:val="24"/>
-        </w:rPr>
-        <w:t xml:space="preserve"> </w:t>
-      </w:r>
-      <w:r>
-        <w:rPr>
-          <w:rFonts w:ascii="Times New Roman" w:hAnsi="Times New Roman" w:cs="Times New Roman"/>
-          <w:sz w:val="24"/>
-          <w:szCs w:val="24"/>
-        </w:rPr>
-        <w:t>provide further description of the dangerous route to the summit of Everest</w:t>
-      </w:r>
-    </w:p>
-    <w:p>
-      <w:pPr>
-        <w:pStyle w:val="NoSpacing"/>
-        <w:jc w:val="both"/>
-        <w:rPr>
-          <w:rFonts w:ascii="Times New Roman" w:hAnsi="Times New Roman" w:cs="Times New Roman"/>
-          <w:b/>
-          <w:sz w:val="24"/>
-          <w:szCs w:val="24"/>
-        </w:rPr>
-      </w:pPr>
-      <w:r>
-        <w:rPr>
-          <w:rFonts w:ascii="Times New Roman" w:hAnsi="Times New Roman" w:cs="Times New Roman"/>
-          <w:b/>
-          <w:sz w:val="24"/>
-          <w:szCs w:val="24"/>
-        </w:rPr>
-        <w:t>(B)</w:t>
-      </w:r>
-      <w:r>
-        <w:rPr>
-          <w:rFonts w:ascii="Times New Roman" w:hAnsi="Times New Roman" w:cs="Times New Roman"/>
-          <w:b/>
-          <w:sz w:val="24"/>
-          <w:szCs w:val="24"/>
-        </w:rPr>
-        <w:t xml:space="preserve"> </w:t>
-      </w:r>
-      <w:r>
-        <w:rPr>
-          <w:rFonts w:ascii="Times New Roman" w:hAnsi="Times New Roman" w:cs="Times New Roman"/>
-          <w:b/>
-          <w:sz w:val="24"/>
-          <w:szCs w:val="24"/>
-        </w:rPr>
-        <w:t xml:space="preserve">show why Hillary chose </w:t>
-      </w:r>
-      <w:proofErr w:type="spellStart"/>
-      <w:r>
-        <w:rPr>
-          <w:rFonts w:ascii="Times New Roman" w:hAnsi="Times New Roman" w:cs="Times New Roman"/>
-          <w:b/>
-          <w:sz w:val="24"/>
-          <w:szCs w:val="24"/>
-        </w:rPr>
-        <w:t>Tenzing</w:t>
-      </w:r>
-      <w:proofErr w:type="spellEnd"/>
-      <w:r>
-        <w:rPr>
-          <w:rFonts w:ascii="Times New Roman" w:hAnsi="Times New Roman" w:cs="Times New Roman"/>
-          <w:b/>
-          <w:sz w:val="24"/>
-          <w:szCs w:val="24"/>
-        </w:rPr>
-        <w:t xml:space="preserve"> as his mountaineering partner</w:t>
-      </w:r>
-    </w:p>
-    <w:p>
-      <w:pPr>
-        <w:pStyle w:val="NoSpacing"/>
-        <w:jc w:val="both"/>
-        <w:rPr>
-          <w:rFonts w:ascii="Times New Roman" w:hAnsi="Times New Roman" w:cs="Times New Roman"/>
-          <w:sz w:val="24"/>
-          <w:szCs w:val="24"/>
-        </w:rPr>
-      </w:pPr>
-      <w:r>
-        <w:rPr>
-          <w:rFonts w:ascii="Times New Roman" w:hAnsi="Times New Roman" w:cs="Times New Roman"/>
-          <w:sz w:val="24"/>
-          <w:szCs w:val="24"/>
-        </w:rPr>
-        <w:t>(C)</w:t>
-      </w:r>
-      <w:r>
-        <w:rPr>
-          <w:rFonts w:ascii="Times New Roman" w:hAnsi="Times New Roman" w:cs="Times New Roman"/>
-          <w:sz w:val="24"/>
-          <w:szCs w:val="24"/>
-        </w:rPr>
-        <w:t xml:space="preserve"> </w:t>
-      </w:r>
-      <w:r>
-        <w:rPr>
-          <w:rFonts w:ascii="Times New Roman" w:hAnsi="Times New Roman" w:cs="Times New Roman"/>
-          <w:sz w:val="24"/>
-          <w:szCs w:val="24"/>
-        </w:rPr>
-        <w:t xml:space="preserve">explain how </w:t>
-      </w:r>
-      <w:proofErr w:type="spellStart"/>
-      <w:r>
-        <w:rPr>
-          <w:rFonts w:ascii="Times New Roman" w:hAnsi="Times New Roman" w:cs="Times New Roman"/>
-          <w:sz w:val="24"/>
-          <w:szCs w:val="24"/>
-        </w:rPr>
-        <w:t>Tenzing’s</w:t>
-      </w:r>
-      <w:proofErr w:type="spellEnd"/>
-      <w:r>
-        <w:rPr>
-          <w:rFonts w:ascii="Times New Roman" w:hAnsi="Times New Roman" w:cs="Times New Roman"/>
-          <w:sz w:val="24"/>
-          <w:szCs w:val="24"/>
-        </w:rPr>
-        <w:t xml:space="preserve"> determination grew through his Everest experiences</w:t>
+          <w:sz w:val="24"/>
+          <w:szCs w:val="24"/>
+        </w:rPr>
+        <w:t>explain how Tenzing’s determination grew through his Everest experiences</w:t>
       </w:r>
     </w:p>
     <w:p>
@@ -8102,25 +7579,7 @@
           <w:sz w:val="24"/>
           <w:szCs w:val="24"/>
         </w:rPr>
-        <w:t xml:space="preserve">To point out how important it was to document their </w:t>
-      </w:r>
-      <w:proofErr w:type="spellStart"/>
-      <w:r>
-        <w:rPr>
-          <w:rFonts w:ascii="Times New Roman" w:hAnsi="Times New Roman" w:cs="Times New Roman"/>
-          <w:sz w:val="24"/>
-          <w:szCs w:val="24"/>
-        </w:rPr>
-        <w:t>feat</w:t>
-      </w:r>
-      <w:proofErr w:type="spellEnd"/>
-      <w:r>
-        <w:rPr>
-          <w:rFonts w:ascii="Times New Roman" w:hAnsi="Times New Roman" w:cs="Times New Roman"/>
-          <w:sz w:val="24"/>
-          <w:szCs w:val="24"/>
-        </w:rPr>
-        <w:t xml:space="preserve"> through photographs</w:t>
+        <w:t>To point out how important it was to document their feat through photographs</w:t>
       </w:r>
     </w:p>
     <w:p>
@@ -8223,25 +7682,7 @@
           <w:sz w:val="24"/>
           <w:szCs w:val="24"/>
         </w:rPr>
-        <w:t xml:space="preserve">John Hunt also reached the summit with </w:t>
-      </w:r>
-      <w:proofErr w:type="spellStart"/>
-      <w:r>
-        <w:rPr>
-          <w:rFonts w:ascii="Times New Roman" w:hAnsi="Times New Roman" w:cs="Times New Roman"/>
-          <w:sz w:val="24"/>
-          <w:szCs w:val="24"/>
-        </w:rPr>
-        <w:t>Tenzing</w:t>
-      </w:r>
-      <w:proofErr w:type="spellEnd"/>
-      <w:r>
-        <w:rPr>
-          <w:rFonts w:ascii="Times New Roman" w:hAnsi="Times New Roman" w:cs="Times New Roman"/>
-          <w:sz w:val="24"/>
-          <w:szCs w:val="24"/>
-        </w:rPr>
-        <w:t xml:space="preserve"> and Hillary and deserved knighting.</w:t>
+        <w:t>John Hunt also reached the summit with Tenzing and Hillary and deserved knighting.</w:t>
       </w:r>
     </w:p>
     <w:p>
@@ -8280,27 +7721,7 @@
           <w:sz w:val="24"/>
           <w:szCs w:val="24"/>
         </w:rPr>
-        <w:t xml:space="preserve">Although the medal was a lesser award, </w:t>
-      </w:r>
-      <w:proofErr w:type="spellStart"/>
-      <w:r>
-        <w:rPr>
-          <w:rFonts w:ascii="Times New Roman" w:hAnsi="Times New Roman" w:cs="Times New Roman"/>
-          <w:b/>
-          <w:sz w:val="24"/>
-          <w:szCs w:val="24"/>
-        </w:rPr>
-        <w:t>Tenzing</w:t>
-      </w:r>
-      <w:proofErr w:type="spellEnd"/>
-      <w:r>
-        <w:rPr>
-          <w:rFonts w:ascii="Times New Roman" w:hAnsi="Times New Roman" w:cs="Times New Roman"/>
-          <w:b/>
-          <w:sz w:val="24"/>
-          <w:szCs w:val="24"/>
-        </w:rPr>
-        <w:t xml:space="preserve"> and Hillary saw themselves as a team.</w:t>
+        <w:t>Although the medal was a lesser award, Tenzing and Hillary saw themselves as a team.</w:t>
       </w:r>
     </w:p>
     <w:p>
@@ -8364,23 +7785,13 @@
         </w:rPr>
         <w:t xml:space="preserve"> </w:t>
       </w:r>
-      <w:proofErr w:type="spellStart"/>
-      <w:r>
-        <w:rPr>
-          <w:rFonts w:ascii="Times New Roman" w:hAnsi="Times New Roman" w:cs="Times New Roman"/>
-          <w:sz w:val="24"/>
-          <w:szCs w:val="24"/>
-        </w:rPr>
-        <w:t>Tenzing</w:t>
-      </w:r>
-      <w:proofErr w:type="spellEnd"/>
-      <w:r>
-        <w:rPr>
-          <w:rFonts w:ascii="Times New Roman" w:hAnsi="Times New Roman" w:cs="Times New Roman"/>
-          <w:sz w:val="24"/>
-          <w:szCs w:val="24"/>
-        </w:rPr>
-        <w:t xml:space="preserve"> was not knighted because he was not as proficient at climbing as Hillary.</w:t>
+      <w:r>
+        <w:rPr>
+          <w:rFonts w:ascii="Times New Roman" w:hAnsi="Times New Roman" w:cs="Times New Roman"/>
+          <w:sz w:val="24"/>
+          <w:szCs w:val="24"/>
+        </w:rPr>
+        <w:t>Tenzing was not knighted because he was not as proficient at climbing as Hillary.</w:t>
       </w:r>
     </w:p>
     <w:p>
@@ -8488,23 +7899,13 @@
         </w:rPr>
         <w:t xml:space="preserve"> </w:t>
       </w:r>
-      <w:proofErr w:type="spellStart"/>
-      <w:r>
-        <w:rPr>
-          <w:rFonts w:ascii="Times New Roman" w:hAnsi="Times New Roman" w:cs="Times New Roman"/>
-          <w:sz w:val="24"/>
-          <w:szCs w:val="24"/>
-        </w:rPr>
-        <w:t>Tenzing</w:t>
-      </w:r>
-      <w:proofErr w:type="spellEnd"/>
-      <w:r>
-        <w:rPr>
-          <w:rFonts w:ascii="Times New Roman" w:hAnsi="Times New Roman" w:cs="Times New Roman"/>
-          <w:sz w:val="24"/>
-          <w:szCs w:val="24"/>
-        </w:rPr>
-        <w:t xml:space="preserve"> dedicating his life to achievement</w:t>
+      <w:r>
+        <w:rPr>
+          <w:rFonts w:ascii="Times New Roman" w:hAnsi="Times New Roman" w:cs="Times New Roman"/>
+          <w:sz w:val="24"/>
+          <w:szCs w:val="24"/>
+        </w:rPr>
+        <w:t>Tenzing dedicating his life to achievement</w:t>
       </w:r>
     </w:p>
     <w:p>
@@ -8533,23 +7934,13 @@
         </w:rPr>
         <w:t xml:space="preserve"> </w:t>
       </w:r>
-      <w:proofErr w:type="spellStart"/>
-      <w:r>
-        <w:rPr>
-          <w:rFonts w:ascii="Times New Roman" w:hAnsi="Times New Roman" w:cs="Times New Roman"/>
-          <w:sz w:val="24"/>
-          <w:szCs w:val="24"/>
-        </w:rPr>
-        <w:t>Tenzing</w:t>
-      </w:r>
-      <w:proofErr w:type="spellEnd"/>
-      <w:r>
-        <w:rPr>
-          <w:rFonts w:ascii="Times New Roman" w:hAnsi="Times New Roman" w:cs="Times New Roman"/>
-          <w:sz w:val="24"/>
-          <w:szCs w:val="24"/>
-        </w:rPr>
-        <w:t xml:space="preserve"> insisting on equally sharing credit</w:t>
+      <w:r>
+        <w:rPr>
+          <w:rFonts w:ascii="Times New Roman" w:hAnsi="Times New Roman" w:cs="Times New Roman"/>
+          <w:sz w:val="24"/>
+          <w:szCs w:val="24"/>
+        </w:rPr>
+        <w:t>Tenzing insisting on equally sharing credit</w:t>
       </w:r>
     </w:p>
     <w:p>
@@ -8581,25 +7972,14 @@
         </w:rPr>
         <w:t xml:space="preserve"> </w:t>
       </w:r>
-      <w:proofErr w:type="spellStart"/>
-      <w:r>
-        <w:rPr>
-          <w:rFonts w:ascii="Times New Roman" w:hAnsi="Times New Roman" w:cs="Times New Roman"/>
-          <w:b/>
-          <w:sz w:val="24"/>
-          <w:szCs w:val="24"/>
-        </w:rPr>
-        <w:t>Tenzing</w:t>
-      </w:r>
-      <w:proofErr w:type="spellEnd"/>
-      <w:r>
-        <w:rPr>
-          <w:rFonts w:ascii="Times New Roman" w:hAnsi="Times New Roman" w:cs="Times New Roman"/>
-          <w:b/>
-          <w:sz w:val="24"/>
-          <w:szCs w:val="24"/>
-        </w:rPr>
-        <w:t xml:space="preserve"> attaining world stature</w:t>
+      <w:r>
+        <w:rPr>
+          <w:rFonts w:ascii="Times New Roman" w:hAnsi="Times New Roman" w:cs="Times New Roman"/>
+          <w:b/>
+          <w:sz w:val="24"/>
+          <w:szCs w:val="24"/>
+        </w:rPr>
+        <w:t>Tenzing attaining world stature</w:t>
       </w:r>
     </w:p>
     <w:p>
@@ -8628,23 +8008,13 @@
         </w:rPr>
         <w:t xml:space="preserve"> </w:t>
       </w:r>
-      <w:proofErr w:type="spellStart"/>
-      <w:r>
-        <w:rPr>
-          <w:rFonts w:ascii="Times New Roman" w:hAnsi="Times New Roman" w:cs="Times New Roman"/>
-          <w:sz w:val="24"/>
-          <w:szCs w:val="24"/>
-        </w:rPr>
-        <w:t>Tenzing</w:t>
-      </w:r>
-      <w:proofErr w:type="spellEnd"/>
-      <w:r>
-        <w:rPr>
-          <w:rFonts w:ascii="Times New Roman" w:hAnsi="Times New Roman" w:cs="Times New Roman"/>
-          <w:sz w:val="24"/>
-          <w:szCs w:val="24"/>
-        </w:rPr>
-        <w:t xml:space="preserve"> characterizing the honor</w:t>
+      <w:r>
+        <w:rPr>
+          <w:rFonts w:ascii="Times New Roman" w:hAnsi="Times New Roman" w:cs="Times New Roman"/>
+          <w:sz w:val="24"/>
+          <w:szCs w:val="24"/>
+        </w:rPr>
+        <w:t>Tenzing characterizing the honor</w:t>
       </w:r>
     </w:p>
     <w:p>
@@ -8699,25 +8069,7 @@
           <w:sz w:val="24"/>
           <w:szCs w:val="24"/>
         </w:rPr>
-        <w:t xml:space="preserve">According to Paragraph 7, all of the following are true about why </w:t>
-      </w:r>
-      <w:proofErr w:type="spellStart"/>
-      <w:r>
-        <w:rPr>
-          <w:rFonts w:ascii="Times New Roman" w:hAnsi="Times New Roman" w:cs="Times New Roman"/>
-          <w:sz w:val="24"/>
-          <w:szCs w:val="24"/>
-        </w:rPr>
-        <w:t>Tenzing</w:t>
-      </w:r>
-      <w:proofErr w:type="spellEnd"/>
-      <w:r>
-        <w:rPr>
-          <w:rFonts w:ascii="Times New Roman" w:hAnsi="Times New Roman" w:cs="Times New Roman"/>
-          <w:sz w:val="24"/>
-          <w:szCs w:val="24"/>
-        </w:rPr>
-        <w:t xml:space="preserve"> was celebrated in Asia EXCEPT:</w:t>
+        <w:t>According to Paragraph 7, all of the following are true about why Tenzing was celebrated in Asia EXCEPT:</w:t>
       </w:r>
     </w:p>
     <w:p>
@@ -8819,25 +8171,14 @@
         </w:rPr>
         <w:t xml:space="preserve"> </w:t>
       </w:r>
-      <w:proofErr w:type="spellStart"/>
-      <w:r>
-        <w:rPr>
-          <w:rFonts w:ascii="Times New Roman" w:hAnsi="Times New Roman" w:cs="Times New Roman"/>
-          <w:b/>
-          <w:sz w:val="24"/>
-          <w:szCs w:val="24"/>
-        </w:rPr>
-        <w:t>Tenzing</w:t>
-      </w:r>
-      <w:proofErr w:type="spellEnd"/>
-      <w:r>
-        <w:rPr>
-          <w:rFonts w:ascii="Times New Roman" w:hAnsi="Times New Roman" w:cs="Times New Roman"/>
-          <w:b/>
-          <w:sz w:val="24"/>
-          <w:szCs w:val="24"/>
-        </w:rPr>
-        <w:t xml:space="preserve"> opened the door to greater economic opportunities in many countries.</w:t>
+      <w:r>
+        <w:rPr>
+          <w:rFonts w:ascii="Times New Roman" w:hAnsi="Times New Roman" w:cs="Times New Roman"/>
+          <w:b/>
+          <w:sz w:val="24"/>
+          <w:szCs w:val="24"/>
+        </w:rPr>
+        <w:t>Tenzing opened the door to greater economic opportunities in many countries.</w:t>
       </w:r>
     </w:p>
     <w:p>
@@ -8866,23 +8207,13 @@
         </w:rPr>
         <w:t xml:space="preserve"> </w:t>
       </w:r>
-      <w:proofErr w:type="spellStart"/>
-      <w:r>
-        <w:rPr>
-          <w:rFonts w:ascii="Times New Roman" w:hAnsi="Times New Roman" w:cs="Times New Roman"/>
-          <w:sz w:val="24"/>
-          <w:szCs w:val="24"/>
-        </w:rPr>
-        <w:t>Tenzing’s</w:t>
-      </w:r>
-      <w:proofErr w:type="spellEnd"/>
-      <w:r>
-        <w:rPr>
-          <w:rFonts w:ascii="Times New Roman" w:hAnsi="Times New Roman" w:cs="Times New Roman"/>
-          <w:sz w:val="24"/>
-          <w:szCs w:val="24"/>
-        </w:rPr>
-        <w:t xml:space="preserve"> actions gave hope to other Asians that they, too, could gain global recognition for their feats.</w:t>
+      <w:r>
+        <w:rPr>
+          <w:rFonts w:ascii="Times New Roman" w:hAnsi="Times New Roman" w:cs="Times New Roman"/>
+          <w:sz w:val="24"/>
+          <w:szCs w:val="24"/>
+        </w:rPr>
+        <w:t>Tenzing’s actions gave hope to other Asians that they, too, could gain global recognition for their feats.</w:t>
       </w:r>
     </w:p>
     <w:p>
@@ -8971,25 +8302,7 @@
           <w:sz w:val="24"/>
           <w:szCs w:val="24"/>
         </w:rPr>
-        <w:t xml:space="preserve">show that </w:t>
-      </w:r>
-      <w:proofErr w:type="spellStart"/>
-      <w:r>
-        <w:rPr>
-          <w:rFonts w:ascii="Times New Roman" w:hAnsi="Times New Roman" w:cs="Times New Roman"/>
-          <w:sz w:val="24"/>
-          <w:szCs w:val="24"/>
-        </w:rPr>
-        <w:t>Tenzing</w:t>
-      </w:r>
-      <w:proofErr w:type="spellEnd"/>
-      <w:r>
-        <w:rPr>
-          <w:rFonts w:ascii="Times New Roman" w:hAnsi="Times New Roman" w:cs="Times New Roman"/>
-          <w:sz w:val="24"/>
-          <w:szCs w:val="24"/>
-        </w:rPr>
-        <w:t xml:space="preserve"> and Hillary must have taught mountaineering skills to their children</w:t>
+        <w:t>show that Tenzing and Hillary must have taught mountaineering skills to their children</w:t>
       </w:r>
     </w:p>
     <w:p>
@@ -9098,25 +8411,7 @@
           <w:sz w:val="24"/>
           <w:szCs w:val="24"/>
         </w:rPr>
-        <w:t xml:space="preserve">prove that </w:t>
-      </w:r>
-      <w:proofErr w:type="spellStart"/>
-      <w:r>
-        <w:rPr>
-          <w:rFonts w:ascii="Times New Roman" w:hAnsi="Times New Roman" w:cs="Times New Roman"/>
-          <w:sz w:val="24"/>
-          <w:szCs w:val="24"/>
-        </w:rPr>
-        <w:t>Tenzing</w:t>
-      </w:r>
-      <w:proofErr w:type="spellEnd"/>
-      <w:r>
-        <w:rPr>
-          <w:rFonts w:ascii="Times New Roman" w:hAnsi="Times New Roman" w:cs="Times New Roman"/>
-          <w:sz w:val="24"/>
-          <w:szCs w:val="24"/>
-        </w:rPr>
-        <w:t xml:space="preserve"> not being knighted did not create resentment in his family</w:t>
+        <w:t>prove that Tenzing not being knighted did not create resentment in his family</w:t>
       </w:r>
     </w:p>
     <w:sectPr>
@@ -9130,7 +8425,7 @@
 </file>
 
 <file path=word/styles.xml><?xml version="1.0" encoding="utf-8"?>
-<w:styles xmlns:mc="http://schemas.openxmlformats.org/markup-compatibility/2006" xmlns:r="http://schemas.openxmlformats.org/officeDocument/2006/relationships" xmlns:w="http://schemas.openxmlformats.org/wordprocessingml/2006/main" xmlns:w14="http://schemas.microsoft.com/office/word/2010/wordml" xmlns:w15="http://schemas.microsoft.com/office/word/2012/wordml" xmlns:w16cex="http://schemas.microsoft.com/office/word/2018/wordml/cex" xmlns:w16cid="http://schemas.microsoft.com/office/word/2016/wordml/cid" xmlns:w16="http://schemas.microsoft.com/office/word/2018/wordml" xmlns:w16sdtdh="http://schemas.microsoft.com/office/word/2020/wordml/sdtdatahash" xmlns:w16se="http://schemas.microsoft.com/office/word/2015/wordml/symex" mc:Ignorable="w14 w15 w16se w16cid w16 w16cex w16sdtdh">
+<w:styles xmlns:mc="http://schemas.openxmlformats.org/markup-compatibility/2006" xmlns:r="http://schemas.openxmlformats.org/officeDocument/2006/relationships" xmlns:w="http://schemas.openxmlformats.org/wordprocessingml/2006/main" xmlns:w14="http://schemas.microsoft.com/office/word/2010/wordml" xmlns:w15="http://schemas.microsoft.com/office/word/2012/wordml" xmlns:w16cex="http://schemas.microsoft.com/office/word/2018/wordml/cex" xmlns:w16cid="http://schemas.microsoft.com/office/word/2016/wordml/cid" xmlns:w16="http://schemas.microsoft.com/office/word/2018/wordml" xmlns:w16du="http://schemas.microsoft.com/office/word/2023/wordml/word16du" xmlns:w16sdtdh="http://schemas.microsoft.com/office/word/2020/wordml/sdtdatahash" xmlns:w16sdtfl="http://schemas.microsoft.com/office/word/2024/wordml/sdtformatlock" xmlns:w16se="http://schemas.microsoft.com/office/word/2015/wordml/symex" mc:Ignorable="w14 w15 w16se w16cid w16 w16cex w16sdtdh w16sdtfl w16du">
   <w:docDefaults>
     <w:rPrDefault>
       <w:rPr>

--- a/docxToTxt/READING TEST 5 - KEY.docx
+++ b/docxToTxt/READING TEST 5 - KEY.docx
@@ -119,24 +119,6 @@
       <w:r>
         <w:rPr>
           <w:rFonts w:ascii="Times New Roman" w:hAnsi="Times New Roman" w:cs="Times New Roman"/>
-          <w:b/>
-          <w:sz w:val="28"/>
-          <w:szCs w:val="28"/>
-        </w:rPr>
-        <w:t xml:space="preserve">READING PASSAGE </w:t>
-      </w:r>
-      <w:r>
-        <w:rPr>
-          <w:rFonts w:ascii="Times New Roman" w:hAnsi="Times New Roman" w:cs="Times New Roman"/>
-          <w:b/>
-          <w:sz w:val="28"/>
-          <w:szCs w:val="28"/>
-        </w:rPr>
-        <w:t xml:space="preserve">2 </w:t>
-      </w:r>
-      <w:r>
-        <w:rPr>
-          <w:rFonts w:ascii="Times New Roman" w:hAnsi="Times New Roman" w:cs="Times New Roman"/>
           <w:sz w:val="24"/>
           <w:szCs w:val="24"/>
         </w:rPr>
@@ -165,8 +147,6 @@
       <w:r>
         <w:rPr>
           <w:rFonts w:ascii="Times New Roman" w:hAnsi="Times New Roman" w:cs="Times New Roman"/>
-          <w:b/>
-          <w:bCs/>
           <w:sz w:val="24"/>
           <w:szCs w:val="24"/>
         </w:rPr>
